--- a/documents/КОД.МЭТЧ_Инструкция_для_жюри.docx
+++ b/documents/КОД.МЭТЧ_Инструкция_для_жюри.docx
@@ -65,11 +65,11 @@
       <w:hyperlink r:id="rId11">
         <w:r>
           <w:rPr>
+            <w:rFonts w:ascii="Arial" w:hAnsi="Arial" w:cs="Arial"/>
             <w:color w:val="402FFF"/>
             <w:u w:val="single"/>
-            <w:rFonts w:ascii="Arial" w:hAnsi="Arial"/>
           </w:rPr>
-          <w:t>Открыть сервис</w:t>
+          <w:t xml:space="preserve">Открыть сервис</w:t>
         </w:r>
       </w:hyperlink>
       <w:r>
@@ -84,11 +84,11 @@
       <w:hyperlink r:id="rId12">
         <w:r>
           <w:rPr>
+            <w:rFonts w:ascii="Arial" w:hAnsi="Arial" w:cs="Arial"/>
             <w:color w:val="402FFF"/>
             <w:u w:val="single"/>
-            <w:rFonts w:ascii="Arial" w:hAnsi="Arial"/>
           </w:rPr>
-          <w:t>Бот MAX</w:t>
+          <w:t xml:space="preserve">Бот MAX</w:t>
         </w:r>
       </w:hyperlink>
       <w:r>
@@ -103,11 +103,11 @@
       <w:hyperlink r:id="rId13">
         <w:r>
           <w:rPr>
+            <w:rFonts w:ascii="Arial" w:hAnsi="Arial" w:cs="Arial"/>
             <w:color w:val="402FFF"/>
             <w:u w:val="single"/>
-            <w:rFonts w:ascii="Arial" w:hAnsi="Arial"/>
           </w:rPr>
-          <w:t>Поддержка</w:t>
+          <w:t xml:space="preserve">Поддержка</w:t>
         </w:r>
       </w:hyperlink>
       <w:r>
@@ -142,10 +142,13 @@
           <w:color w:val="402FFF"/>
           <w:sz w:val="36"/>
         </w:rPr>
-        <w:t>1. Подготовка</w:t>
+        <w:t>1. Доступ и подготовка</w:t>
       </w:r>
     </w:p>
     <w:p>
+      <w:pPr>
+        <w:ind w:left="340" w:hanging="340"/>
+      </w:pPr>
       <w:r>
         <w:rPr>
           <w:rFonts w:ascii="Arial" w:hAnsi="Arial"/>
@@ -153,7 +156,163 @@
           <w:color w:val="222436"/>
           <w:sz w:val="20"/>
         </w:rPr>
-        <w:t xml:space="preserve">Понадобятся кандидат и работодатель. Владелец передает доступы приватно либо проверяющий регистрирует свои адреса с подтверждением email. Откройте роли в разных браузерах или профилях браузера: обычные вкладки одного профиля разделяют cookie. Перед действием проверьте подпись роли в меню. Узкое меню открывается кнопкой сверху слева; </w:t>
+        <w:t xml:space="preserve">1. Откройте сервис </w:t>
+      </w:r>
+      <w:hyperlink r:id="rId11">
+        <w:r>
+          <w:rPr>
+            <w:rFonts w:ascii="Arial" w:hAnsi="Arial" w:cs="Arial"/>
+            <w:color w:val="402FFF"/>
+            <w:u w:val="single"/>
+          </w:rPr>
+          <w:t xml:space="preserve">fsp.digital-projects.tech</w:t>
+        </w:r>
+      </w:hyperlink>
+      <w:r>
+        <w:rPr>
+          <w:rFonts w:ascii="Arial" w:hAnsi="Arial"/>
+          <w:b w:val="0"/>
+          <w:color w:val="222436"/>
+          <w:sz w:val="20"/>
+        </w:rPr>
+        <w:t xml:space="preserve">. Для основного сценария нужны две роли: </w:t>
+      </w:r>
+      <w:r>
+        <w:rPr>
+          <w:rFonts w:ascii="Arial" w:hAnsi="Arial"/>
+          <w:b/>
+          <w:color w:val="222436"/>
+          <w:sz w:val="20"/>
+        </w:rPr>
+        <w:t>«Кандидат»</w:t>
+      </w:r>
+      <w:r>
+        <w:rPr>
+          <w:rFonts w:ascii="Arial" w:hAnsi="Arial"/>
+          <w:b w:val="0"/>
+          <w:color w:val="222436"/>
+          <w:sz w:val="20"/>
+        </w:rPr>
+        <w:t xml:space="preserve"> и </w:t>
+      </w:r>
+      <w:r>
+        <w:rPr>
+          <w:rFonts w:ascii="Arial" w:hAnsi="Arial"/>
+          <w:b/>
+          <w:color w:val="222436"/>
+          <w:sz w:val="20"/>
+        </w:rPr>
+        <w:t>«Работодатель»</w:t>
+      </w:r>
+      <w:r>
+        <w:rPr>
+          <w:rFonts w:ascii="Arial" w:hAnsi="Arial"/>
+          <w:b w:val="0"/>
+          <w:color w:val="222436"/>
+          <w:sz w:val="20"/>
+        </w:rPr>
+        <w:t>.</w:t>
+      </w:r>
+    </w:p>
+    <w:p>
+      <w:pPr>
+        <w:ind w:left="340" w:hanging="340"/>
+      </w:pPr>
+      <w:r>
+        <w:rPr>
+          <w:rFonts w:ascii="Arial" w:hAnsi="Arial"/>
+          <w:b w:val="0"/>
+          <w:color w:val="222436"/>
+          <w:sz w:val="20"/>
+        </w:rPr>
+        <w:t xml:space="preserve">2. Зарегистрируйте кандидата и работодателя на двух своих адресах: </w:t>
+      </w:r>
+      <w:r>
+        <w:rPr>
+          <w:rFonts w:ascii="Arial" w:hAnsi="Arial"/>
+          <w:b/>
+          <w:color w:val="222436"/>
+          <w:sz w:val="20"/>
+        </w:rPr>
+        <w:t>«Создать профиль»</w:t>
+      </w:r>
+      <w:r>
+        <w:rPr>
+          <w:rFonts w:ascii="Arial" w:hAnsi="Arial"/>
+          <w:b w:val="0"/>
+          <w:color w:val="222436"/>
+          <w:sz w:val="20"/>
+        </w:rPr>
+        <w:t xml:space="preserve"> → роль → email и пароль не короче 12 символов → согласие → </w:t>
+      </w:r>
+      <w:r>
+        <w:rPr>
+          <w:rFonts w:ascii="Arial" w:hAnsi="Arial"/>
+          <w:b/>
+          <w:color w:val="222436"/>
+          <w:sz w:val="20"/>
+        </w:rPr>
+        <w:t>«Создать учетную запись»</w:t>
+      </w:r>
+      <w:r>
+        <w:rPr>
+          <w:rFonts w:ascii="Arial" w:hAnsi="Arial"/>
+          <w:b w:val="0"/>
+          <w:color w:val="222436"/>
+          <w:sz w:val="20"/>
+        </w:rPr>
+        <w:t xml:space="preserve"> → письмо КОД.МЭТЧ → </w:t>
+      </w:r>
+      <w:r>
+        <w:rPr>
+          <w:rFonts w:ascii="Arial" w:hAnsi="Arial"/>
+          <w:b/>
+          <w:color w:val="222436"/>
+          <w:sz w:val="20"/>
+        </w:rPr>
+        <w:t>«Подтвердить email»</w:t>
+      </w:r>
+      <w:r>
+        <w:rPr>
+          <w:rFonts w:ascii="Arial" w:hAnsi="Arial"/>
+          <w:b w:val="0"/>
+          <w:color w:val="222436"/>
+          <w:sz w:val="20"/>
+        </w:rPr>
+        <w:t xml:space="preserve"> → вход. Если письмо не пришло (проверьте и «Спам»), напишите на </w:t>
+      </w:r>
+      <w:hyperlink r:id="rId13">
+        <w:r>
+          <w:rPr>
+            <w:rFonts w:ascii="Arial" w:hAnsi="Arial" w:cs="Arial"/>
+            <w:color w:val="402FFF"/>
+            <w:u w:val="single"/>
+          </w:rPr>
+          <w:t xml:space="preserve">codematch@mail.ru</w:t>
+        </w:r>
+      </w:hyperlink>
+      <w:r>
+        <w:rPr>
+          <w:rFonts w:ascii="Arial" w:hAnsi="Arial"/>
+          <w:b w:val="0"/>
+          <w:color w:val="222436"/>
+          <w:sz w:val="20"/>
+        </w:rPr>
+        <w:t xml:space="preserve"> – команда поможет с доступом.</w:t>
+      </w:r>
+    </w:p>
+    <w:p>
+      <w:pPr>
+        <w:ind w:left="340" w:hanging="340"/>
+      </w:pPr>
+      <w:r>
+        <w:rPr>
+          <w:rFonts w:ascii="Arial" w:hAnsi="Arial"/>
+          <w:b w:val="0"/>
+          <w:color w:val="222436"/>
+          <w:sz w:val="20"/>
+        </w:rPr>
+        <w:t xml:space="preserve">3. Откройте роли в разных браузерах или профилях браузера: обычные вкладки одного профиля разделяют cookie. Перед действием проверьте подпись роли в меню. Узкое меню открывается кнопкой сверху слева; </w:t>
       </w:r>
       <w:r>
         <w:rPr>
@@ -175,6 +334,9 @@
       </w:r>
     </w:p>
     <w:p>
+      <w:pPr>
+        <w:ind w:left="340" w:hanging="340"/>
+      </w:pPr>
       <w:r>
         <w:rPr>
           <w:rFonts w:ascii="Arial" w:hAnsi="Arial"/>
@@ -182,7 +344,51 @@
           <w:color w:val="222436"/>
           <w:sz w:val="20"/>
         </w:rPr>
-        <w:t>Заранее подтвержденные аккаунты подходят для бизнес-сценария, но не доказывают получение нового письма. Для нового первичного теста используйте профиль без попытки выбранной категории: повтор одной категории ограничен 90 днями, историю не сбрасывают. Результаты технической проверки не являются оценкой способностей проверявшего человека.</w:t>
+        <w:t>4. Для первичного теста нужен кандидат без попытки выбранной категории: повтор одной категории ограничен 90 днями, историю не сбрасывают.</w:t>
+      </w:r>
+    </w:p>
+    <w:p>
+      <w:pPr>
+        <w:ind w:left="340" w:hanging="340"/>
+      </w:pPr>
+      <w:r>
+        <w:rPr>
+          <w:rFonts w:ascii="Arial" w:hAnsi="Arial"/>
+          <w:b w:val="0"/>
+          <w:color w:val="222436"/>
+          <w:sz w:val="20"/>
+        </w:rPr>
+        <w:t xml:space="preserve">5. При сбое напишите в поддержку </w:t>
+      </w:r>
+      <w:hyperlink r:id="rId13">
+        <w:r>
+          <w:rPr>
+            <w:rFonts w:ascii="Arial" w:hAnsi="Arial" w:cs="Arial"/>
+            <w:color w:val="402FFF"/>
+            <w:u w:val="single"/>
+          </w:rPr>
+          <w:t xml:space="preserve">codematch@mail.ru</w:t>
+        </w:r>
+      </w:hyperlink>
+      <w:r>
+        <w:rPr>
+          <w:rFonts w:ascii="Arial" w:hAnsi="Arial"/>
+          <w:b w:val="0"/>
+          <w:color w:val="222436"/>
+          <w:sz w:val="20"/>
+        </w:rPr>
+        <w:t>: роль, действие, время, ожидаемое и фактическое поведение. Не передавайте пароли, токены из писем и одноразовые коды MAX.</w:t>
+      </w:r>
+    </w:p>
+    <w:p>
+      <w:r>
+        <w:rPr>
+          <w:rFonts w:ascii="Arial" w:hAnsi="Arial"/>
+          <w:b w:val="0"/>
+          <w:color w:val="222436"/>
+          <w:sz w:val="20"/>
+        </w:rPr>
+        <w:t>Результаты технической проверки не являются оценкой способностей проверявшего человека.</w:t>
       </w:r>
     </w:p>
     <w:p>
@@ -868,7 +1074,7 @@
           <w:rFonts w:ascii="Courier New" w:hAnsi="Courier New"/>
           <w:b w:val="0"/>
           <w:color w:val="222436"/>
-          <w:sz w:val="16"/>
+          <w:sz w:val="17"/>
         </w:rPr>
         <w:t>AI-разбор</w:t>
       </w:r>
@@ -886,7 +1092,7 @@
           <w:rFonts w:ascii="Courier New" w:hAnsi="Courier New"/>
           <w:b w:val="0"/>
           <w:color w:val="222436"/>
-          <w:sz w:val="16"/>
+          <w:sz w:val="17"/>
         </w:rPr>
         <w:t>AI-пояснение по фактам</w:t>
       </w:r>
@@ -953,7 +1159,7 @@
           <w:rFonts w:ascii="Courier New" w:hAnsi="Courier New"/>
           <w:b w:val="0"/>
           <w:color w:val="222436"/>
-          <w:sz w:val="16"/>
+          <w:sz w:val="17"/>
         </w:rPr>
         <w:t>/help</w:t>
       </w:r>
@@ -971,7 +1177,7 @@
           <w:rFonts w:ascii="Courier New" w:hAnsi="Courier New"/>
           <w:b w:val="0"/>
           <w:color w:val="222436"/>
-          <w:sz w:val="16"/>
+          <w:sz w:val="17"/>
         </w:rPr>
         <w:t>/status</w:t>
       </w:r>
@@ -989,7 +1195,7 @@
           <w:rFonts w:ascii="Courier New" w:hAnsi="Courier New"/>
           <w:b w:val="0"/>
           <w:color w:val="222436"/>
-          <w:sz w:val="16"/>
+          <w:sz w:val="17"/>
         </w:rPr>
         <w:t>/unlink</w:t>
       </w:r>
@@ -1037,7 +1243,7 @@
         <w:tc>
           <w:tcPr>
             <w:tcW w:type="dxa" w:w="3175"/>
-            <w:shd w:fill="402FFF"/>
+            <w:shd w:val="clear" w:color="auto" w:fill="402FFF"/>
           </w:tcPr>
           <w:p>
             <w:pPr>
@@ -1058,7 +1264,7 @@
         <w:tc>
           <w:tcPr>
             <w:tcW w:type="dxa" w:w="3231"/>
-            <w:shd w:fill="402FFF"/>
+            <w:shd w:val="clear" w:color="auto" w:fill="402FFF"/>
           </w:tcPr>
           <w:p>
             <w:pPr>
@@ -1079,7 +1285,7 @@
         <w:tc>
           <w:tcPr>
             <w:tcW w:type="dxa" w:w="3231"/>
-            <w:shd w:fill="402FFF"/>
+            <w:shd w:val="clear" w:color="auto" w:fill="402FFF"/>
           </w:tcPr>
           <w:p>
             <w:pPr>
@@ -1138,7 +1344,7 @@
                 <w:color w:val="222436"/>
                 <w:sz w:val="16"/>
               </w:rPr>
-              <w:t>Текстовый PDF ≤5 MiB → предпросмотр → перенос → ручная проверка → сохранение</w:t>
+              <w:t>Текстовый PDF ≤ 5 MiB, до 30 страниц → предпросмотр → перенос → ручная проверка → сохранение</w:t>
             </w:r>
           </w:p>
         </w:tc>
@@ -1170,7 +1376,7 @@
         <w:tc>
           <w:tcPr>
             <w:tcW w:type="dxa" w:w="3175"/>
-            <w:shd w:fill="EFF1F9"/>
+            <w:shd w:val="clear" w:color="auto" w:fill="EFF1F9"/>
           </w:tcPr>
           <w:p>
             <w:pPr>
@@ -1191,7 +1397,7 @@
         <w:tc>
           <w:tcPr>
             <w:tcW w:type="dxa" w:w="3231"/>
-            <w:shd w:fill="EFF1F9"/>
+            <w:shd w:val="clear" w:color="auto" w:fill="EFF1F9"/>
           </w:tcPr>
           <w:p>
             <w:pPr>
@@ -1212,7 +1418,7 @@
         <w:tc>
           <w:tcPr>
             <w:tcW w:type="dxa" w:w="3231"/>
-            <w:shd w:fill="EFF1F9"/>
+            <w:shd w:val="clear" w:color="auto" w:fill="EFF1F9"/>
           </w:tcPr>
           <w:p>
             <w:pPr>
@@ -1303,7 +1509,7 @@
         <w:tc>
           <w:tcPr>
             <w:tcW w:type="dxa" w:w="3175"/>
-            <w:shd w:fill="EFF1F9"/>
+            <w:shd w:val="clear" w:color="auto" w:fill="EFF1F9"/>
           </w:tcPr>
           <w:p>
             <w:pPr>
@@ -1324,7 +1530,7 @@
         <w:tc>
           <w:tcPr>
             <w:tcW w:type="dxa" w:w="3231"/>
-            <w:shd w:fill="EFF1F9"/>
+            <w:shd w:val="clear" w:color="auto" w:fill="EFF1F9"/>
           </w:tcPr>
           <w:p>
             <w:pPr>
@@ -1345,7 +1551,7 @@
         <w:tc>
           <w:tcPr>
             <w:tcW w:type="dxa" w:w="3231"/>
-            <w:shd w:fill="EFF1F9"/>
+            <w:shd w:val="clear" w:color="auto" w:fill="EFF1F9"/>
           </w:tcPr>
           <w:p>
             <w:pPr>
@@ -1436,7 +1642,7 @@
         <w:tc>
           <w:tcPr>
             <w:tcW w:type="dxa" w:w="3175"/>
-            <w:shd w:fill="EFF1F9"/>
+            <w:shd w:val="clear" w:color="auto" w:fill="EFF1F9"/>
           </w:tcPr>
           <w:p>
             <w:pPr>
@@ -1457,7 +1663,7 @@
         <w:tc>
           <w:tcPr>
             <w:tcW w:type="dxa" w:w="3231"/>
-            <w:shd w:fill="EFF1F9"/>
+            <w:shd w:val="clear" w:color="auto" w:fill="EFF1F9"/>
           </w:tcPr>
           <w:p>
             <w:pPr>
@@ -1478,7 +1684,7 @@
         <w:tc>
           <w:tcPr>
             <w:tcW w:type="dxa" w:w="3231"/>
-            <w:shd w:fill="EFF1F9"/>
+            <w:shd w:val="clear" w:color="auto" w:fill="EFF1F9"/>
           </w:tcPr>
           <w:p>
             <w:pPr>
@@ -1511,7 +1717,7 @@
           <w:color w:val="222436"/>
           <w:sz w:val="20"/>
         </w:rPr>
-        <w:t>Боевой API ФСП не предоставлен; демонстрационный adapter и введенный ID не выдаются за внешнюю верификацию. Действующая коммерческая ATS и юридическая проверка компаний не заявлены.</w:t>
+        <w:t>Боевой API ФСП не предоставлен; демонстрационный adapter и введенный ID не выдаются за внешнюю верификацию. Действующая коммерческая ATS и юридическая проверка компаний не заявлены; их концепции – в разделе 14 технической документации.</w:t>
       </w:r>
     </w:p>
     <w:p>
@@ -1606,11 +1812,11 @@
       <w:hyperlink r:id="rId13">
         <w:r>
           <w:rPr>
+            <w:rFonts w:ascii="Arial" w:hAnsi="Arial" w:cs="Arial"/>
             <w:color w:val="402FFF"/>
             <w:u w:val="single"/>
-            <w:rFonts w:ascii="Arial" w:hAnsi="Arial"/>
           </w:rPr>
-          <w:t>codematch@mail.ru</w:t>
+          <w:t xml:space="preserve">codematch@mail.ru</w:t>
         </w:r>
       </w:hyperlink>
       <w:r>
@@ -1620,7 +1826,7 @@
           <w:color w:val="222436"/>
           <w:sz w:val="20"/>
         </w:rPr>
-        <w:t>. Личные пароли, mail tokens и одноразовые MAX-коды не включайте в отчет.</w:t>
+        <w:t>.</w:t>
       </w:r>
     </w:p>
     <w:p>
@@ -1674,7 +1880,7 @@
           <w:color w:val="222436"/>
           <w:sz w:val="20"/>
         </w:rPr>
-        <w:t xml:space="preserve">Свежий повтор на подготовленной копии исходников 11.10: </w:t>
+        <w:t xml:space="preserve">Проверки </w:t>
       </w:r>
       <w:r>
         <w:rPr>
@@ -1683,7 +1889,7 @@
           <w:color w:val="222436"/>
           <w:sz w:val="20"/>
         </w:rPr>
-        <w:t>186 backend PASS /3 PostgreSQL SKIP</w:t>
+        <w:t>11.10</w:t>
       </w:r>
       <w:r>
         <w:rPr>
@@ -1692,7 +1898,43 @@
           <w:color w:val="222436"/>
           <w:sz w:val="20"/>
         </w:rPr>
-        <w:t xml:space="preserve">, </w:t>
+        <w:t xml:space="preserve"> относятся к релизу </w:t>
+      </w:r>
+      <w:r>
+        <w:rPr>
+          <w:rFonts w:ascii="Arial" w:hAnsi="Arial"/>
+          <w:b/>
+          <w:color w:val="222436"/>
+          <w:sz w:val="20"/>
+        </w:rPr>
+        <w:t>0.1.0-20261011T104017Z</w:t>
+      </w:r>
+      <w:r>
+        <w:rPr>
+          <w:rFonts w:ascii="Arial" w:hAnsi="Arial"/>
+          <w:b w:val="0"/>
+          <w:color w:val="222436"/>
+          <w:sz w:val="20"/>
+        </w:rPr>
+        <w:t xml:space="preserve">. Копия исходников: </w:t>
+      </w:r>
+      <w:r>
+        <w:rPr>
+          <w:rFonts w:ascii="Arial" w:hAnsi="Arial"/>
+          <w:b/>
+          <w:color w:val="222436"/>
+          <w:sz w:val="20"/>
+        </w:rPr>
+        <w:t>186 backend PASS / 3 PostgreSQL SKIP</w:t>
+      </w:r>
+      <w:r>
+        <w:rPr>
+          <w:rFonts w:ascii="Arial" w:hAnsi="Arial"/>
+          <w:b w:val="0"/>
+          <w:color w:val="222436"/>
+          <w:sz w:val="20"/>
+        </w:rPr>
+        <w:t xml:space="preserve"> (в локальном прогоне нет отдельной тестовой БД) и </w:t>
       </w:r>
       <w:r>
         <w:rPr>
@@ -1710,7 +1952,25 @@
           <w:color w:val="222436"/>
           <w:sz w:val="20"/>
         </w:rPr>
-        <w:t>. Отдельная production-сборка опубликованного релиза сверена с JS/CSS сервера. Offline: 120 форм, 720 оценок с повтором, 180 основных пар, 78 проверок без ошибок. Это авторская синтетическая groundtruth, не независимая психометрическая оценка людей. На 6 holdout-потребностях P@5=0.3333; nDCG@5=1.0 по 5 запросам с положительной разметкой. Нельзя переводить nDCG в «100% качество найма».</w:t>
+        <w:t xml:space="preserve">; отдельный запуск на выделенной тестовой БД сервера – </w:t>
+      </w:r>
+      <w:r>
+        <w:rPr>
+          <w:rFonts w:ascii="Arial" w:hAnsi="Arial"/>
+          <w:b/>
+          <w:color w:val="222436"/>
+          <w:sz w:val="20"/>
+        </w:rPr>
+        <w:t>3 PASS / 0 SKIP</w:t>
+      </w:r>
+      <w:r>
+        <w:rPr>
+          <w:rFonts w:ascii="Arial" w:hAnsi="Arial"/>
+          <w:b w:val="0"/>
+          <w:color w:val="222436"/>
+          <w:sz w:val="20"/>
+        </w:rPr>
+        <w:t>, фактический dump/restore совпал по 23 таблицам. Опубликованные JS/CSS совпали с локальной production-сборкой. Offline: 120 форм, 720 оценок с повтором, 180 основных пар, 78 проверок без ошибок. Это авторская синтетическая groundtruth, не независимая психометрическая оценка людей. На 6 holdout-потребностях P@5=0.3333; nDCG@5=1.0 по 5 запросам с положительной разметкой. Нельзя переводить nDCG в «100% качество найма».</w:t>
       </w:r>
     </w:p>
     <w:p>
@@ -1721,80 +1981,7 @@
           <w:color w:val="222436"/>
           <w:sz w:val="20"/>
         </w:rPr>
-        <w:t xml:space="preserve">Свежий релиз </w:t>
-      </w:r>
-      <w:r>
-        <w:rPr>
-          <w:rFonts w:ascii="Arial" w:hAnsi="Arial"/>
-          <w:b/>
-          <w:color w:val="222436"/>
-          <w:sz w:val="20"/>
-        </w:rPr>
-        <w:t>0.1.0-20261011T104017Z</w:t>
-      </w:r>
-      <w:r>
-        <w:rPr>
-          <w:rFonts w:ascii="Arial" w:hAnsi="Arial"/>
-          <w:b w:val="0"/>
-          <w:color w:val="222436"/>
-          <w:sz w:val="20"/>
-        </w:rPr>
-        <w:t xml:space="preserve">, </w:t>
-      </w:r>
-      <w:hyperlink r:id="rId14">
-        <w:r>
-          <w:rPr>
-            <w:color w:val="402FFF"/>
-            <w:u w:val="single"/>
-            <w:rFonts w:ascii="Arial" w:hAnsi="Arial"/>
-          </w:rPr>
-          <w:t>репозиторий</w:t>
-        </w:r>
-      </w:hyperlink>
-      <w:r>
-        <w:rPr>
-          <w:rFonts w:ascii="Arial" w:hAnsi="Arial"/>
-          <w:b w:val="0"/>
-          <w:color w:val="222436"/>
-          <w:sz w:val="20"/>
-        </w:rPr>
-        <w:t xml:space="preserve"> подготовлен приватным. В новом GUI-проходе 11.10 подтвержденный кандидат сохранил анкету, прошел Python Junior 100/100 и восстановил draft после reload; это техническая проверка команды. Отдельные PostgreSQL concurrency проверки дали 3 PASS/0 SKIP, фактический dump/restore совпал по 23 таблицам. Свежий статус приведен в </w:t>
-      </w:r>
-      <w:r>
-        <w:rPr>
-          <w:rFonts w:ascii="Arial" w:hAnsi="Arial"/>
-          <w:b/>
-          <w:color w:val="222436"/>
-          <w:sz w:val="20"/>
-        </w:rPr>
-        <w:t>отчете приемки</w:t>
-      </w:r>
-      <w:r>
-        <w:rPr>
-          <w:rFonts w:ascii="Arial" w:hAnsi="Arial"/>
-          <w:b w:val="0"/>
-          <w:color w:val="222436"/>
-          <w:sz w:val="20"/>
-        </w:rPr>
-        <w:t xml:space="preserve"> папки </w:t>
-      </w:r>
-      <w:r>
-        <w:rPr>
-          <w:rFonts w:ascii="Courier New" w:hAnsi="Courier New"/>
-          <w:b w:val="0"/>
-          <w:color w:val="222436"/>
-          <w:sz w:val="16"/>
-        </w:rPr>
-        <w:t>evidence/</w:t>
-      </w:r>
-      <w:r>
-        <w:rPr>
-          <w:rFonts w:ascii="Arial" w:hAnsi="Arial"/>
-          <w:b w:val="0"/>
-          <w:color w:val="222436"/>
-          <w:sz w:val="20"/>
-        </w:rPr>
-        <w:t>. Локальный backend прогон, 12 frontend проверок и offline-валидация повторены на актуальной копии исходников без изменения production данных. Три PostgreSQL проверки пропущены только в этом локальном прогоне; отдельный запуск на QA БД сервера завершился 3 PASS /0 SKIP. Датированное evidence и объем проверки имеют приоритет перед словом «готово». Физические клиенты, получение mail в inbox и непроведенные отдельные шаги указываются явно; снимок экрана и mock не подменяют полный путь.</w:t>
+        <w:t>В GUI-проходе 11.10 подтвержденный кандидат сохранил анкету, прошел Python Junior 100/100 и восстановил draft после reload; это техническая проверка команды. API-проверка охватила четыре обычных подтвержденных аккаунта (три кандидата и работодателя), собственные PDF, RBAC и logout: 32 проверки прошли. Реальная LLM разобрала потребность за 29.154 с и пояснила подбор за 5.884 с, индекс 97 не изменился. SMTP SSL 465 успешно авторизован, новых писем не отправляли; это не новое доказательство получения в inbox.</w:t>
       </w:r>
     </w:p>
     <w:p>
@@ -1805,16 +1992,16 @@
           <w:color w:val="222436"/>
           <w:sz w:val="20"/>
         </w:rPr>
-        <w:t xml:space="preserve">Новая API-проверка 11.10 охватила четыре обычных подтвержденных аккаунта (три кандидата и работодателя), собственные PDF, RBAC и logout: 32 проверки прошли. Реальная LLM разобрала потребность за 29.154 с и пояснила подбор за 5.884 с, индекс 97 не изменился. SMTP SSL465 успешно авторизован, новых писем не отправляли; это не новое доказательство получения в inbox. Подробности: </w:t>
+        <w:t xml:space="preserve">Независимая повторная проверка 11.10 (r2): </w:t>
       </w:r>
       <w:r>
         <w:rPr>
           <w:rFonts w:ascii="Courier New" w:hAnsi="Courier New"/>
           <w:b w:val="0"/>
           <w:color w:val="222436"/>
-          <w:sz w:val="16"/>
+          <w:sz w:val="17"/>
         </w:rPr>
-        <w:t>КОД.МЭТЧ_Техническая_документация.pdf</w:t>
+        <w:t>evidence/independent-20261011/status.json</w:t>
       </w:r>
       <w:r>
         <w:rPr>
@@ -1823,14 +2010,33 @@
           <w:color w:val="222436"/>
           <w:sz w:val="20"/>
         </w:rPr>
-        <w:t xml:space="preserve">, исходники в </w:t>
+        <w:t xml:space="preserve"> – тесты 186 PASS / 3 SKIP / 0 FAIL, 12/12, 78/0; JS/CSS сервиса совпадают с исходником; интерфейс двух ролей пройден на локальной копии; боевые аккаунты, MAX и внешний ящик в r2 не проверялись. Исходники: </w:t>
+      </w:r>
+      <w:hyperlink r:id="rId14">
+        <w:r>
+          <w:rPr>
+            <w:rFonts w:ascii="Arial" w:hAnsi="Arial" w:cs="Arial"/>
+            <w:color w:val="402FFF"/>
+            <w:u w:val="single"/>
+          </w:rPr>
+          <w:t xml:space="preserve">репозиторий</w:t>
+        </w:r>
+      </w:hyperlink>
+      <w:r>
+        <w:rPr>
+          <w:rFonts w:ascii="Arial" w:hAnsi="Arial"/>
+          <w:b w:val="0"/>
+          <w:color w:val="222436"/>
+          <w:sz w:val="20"/>
+        </w:rPr>
+        <w:t xml:space="preserve">; если он недоступен, используйте копию в </w:t>
       </w:r>
       <w:r>
         <w:rPr>
           <w:rFonts w:ascii="Courier New" w:hAnsi="Courier New"/>
           <w:b w:val="0"/>
           <w:color w:val="222436"/>
-          <w:sz w:val="16"/>
+          <w:sz w:val="17"/>
         </w:rPr>
         <w:t>source/</w:t>
       </w:r>
@@ -1841,25 +2047,7 @@
           <w:color w:val="222436"/>
           <w:sz w:val="20"/>
         </w:rPr>
-        <w:t xml:space="preserve">, презентация в </w:t>
-      </w:r>
-      <w:r>
-        <w:rPr>
-          <w:rFonts w:ascii="Courier New" w:hAnsi="Courier New"/>
-          <w:b w:val="0"/>
-          <w:color w:val="222436"/>
-          <w:sz w:val="16"/>
-        </w:rPr>
-        <w:t>presentation/</w:t>
-      </w:r>
-      <w:r>
-        <w:rPr>
-          <w:rFonts w:ascii="Arial" w:hAnsi="Arial"/>
-          <w:b w:val="0"/>
-          <w:color w:val="222436"/>
-          <w:sz w:val="20"/>
-        </w:rPr>
-        <w:t xml:space="preserve">. Если найден сбой, сообщите роль, действие, время, ожидаемое и фактическое поведение в поддержку. Не передавайте секреты. Оператор и капитан: </w:t>
+        <w:t xml:space="preserve">. Оператор и капитан: </w:t>
       </w:r>
       <w:r>
         <w:rPr>
@@ -1933,11 +2121,11 @@
   <w:p>
     <w:pPr>
       <w:pStyle w:val="Footer"/>
-      <w:spacing w:before="40"/>
       <w:jc w:val="right"/>
     </w:pPr>
     <w:r>
       <w:rPr>
+        <w:rFonts w:ascii="Arial" w:hAnsi="Arial"/>
         <w:color w:val="5A6174"/>
         <w:sz w:val="16"/>
       </w:rPr>
@@ -2771,13 +2959,8 @@
     <w:unhideWhenUsed/>
     <w:rsid w:val="00AA1D8D"/>
     <w:pPr>
-      <w:spacing w:after="120" w:line="269" w:lineRule="auto"/>
-    </w:pPr>
-    <w:rPr>
-      <w:rFonts w:ascii="Arial" w:hAnsi="Arial"/>
-      <w:color w:val="222436"/>
-      <w:sz w:val="20"/>
-    </w:rPr>
+      <w:spacing w:after="120"/>
+    </w:pPr>
   </w:style>
   <w:style w:type="character" w:customStyle="1" w:styleId="BodyTextChar">
     <w:name w:val="Body Text Char"/>

--- a/documents/КОД.МЭТЧ_Инструкция_для_жюри.docx
+++ b/documents/КОД.МЭТЧ_Инструкция_для_жюри.docx
@@ -24,7 +24,7 @@
           <w:color w:val="222436"/>
           <w:sz w:val="20"/>
         </w:rPr>
-        <w:t xml:space="preserve">Редакция </w:t>
+        <w:t xml:space="preserve">Финальная редакция </w:t>
       </w:r>
       <w:r>
         <w:rPr>
@@ -60,16 +60,18 @@
           <w:color w:val="222436"/>
           <w:sz w:val="20"/>
         </w:rPr>
-        <w:t xml:space="preserve">. </w:t>
+        <w:t>.</w:t>
       </w:r>
+    </w:p>
+    <w:p>
       <w:hyperlink r:id="rId11">
         <w:r>
           <w:rPr>
-            <w:rFonts w:ascii="Arial" w:hAnsi="Arial" w:cs="Arial"/>
             <w:color w:val="402FFF"/>
             <w:u w:val="single"/>
+            <w:rFonts w:ascii="Arial" w:hAnsi="Arial"/>
           </w:rPr>
-          <w:t xml:space="preserve">Открыть сервис</w:t>
+          <w:t>Открыть платформу</w:t>
         </w:r>
       </w:hyperlink>
       <w:r>
@@ -84,11 +86,11 @@
       <w:hyperlink r:id="rId12">
         <w:r>
           <w:rPr>
-            <w:rFonts w:ascii="Arial" w:hAnsi="Arial" w:cs="Arial"/>
             <w:color w:val="402FFF"/>
             <w:u w:val="single"/>
+            <w:rFonts w:ascii="Arial" w:hAnsi="Arial"/>
           </w:rPr>
-          <w:t xml:space="preserve">Бот MAX</w:t>
+          <w:t>Бот MAX</w:t>
         </w:r>
       </w:hyperlink>
       <w:r>
@@ -103,11 +105,11 @@
       <w:hyperlink r:id="rId13">
         <w:r>
           <w:rPr>
-            <w:rFonts w:ascii="Arial" w:hAnsi="Arial" w:cs="Arial"/>
             <w:color w:val="402FFF"/>
             <w:u w:val="single"/>
+            <w:rFonts w:ascii="Arial" w:hAnsi="Arial"/>
           </w:rPr>
-          <w:t xml:space="preserve">Поддержка</w:t>
+          <w:t>Техническая поддержка</w:t>
         </w:r>
       </w:hyperlink>
       <w:r>
@@ -128,7 +130,7 @@
           <w:color w:val="222436"/>
           <w:sz w:val="20"/>
         </w:rPr>
-        <w:t>Кандидат подтверждает навыки практическим тестом, компания описывает потребность и приглашает подходящего человека напрямую. Контакты открываются только своей компании после принятого приглашения или самостоятельного отклика. Публиковать вакансию для основного сценария не требуется.</w:t>
+        <w:t>Кандидат подтверждает навыки практическим тестом. Компания описывает задачу, получает объяснимую подборку и направляет персональное предложение с зарплатной вилкой. Контакты открываются конкретной компании по решению кандидата. Основной маршрут работает без публикации вакансии.</w:t>
       </w:r>
     </w:p>
     <w:p>
@@ -142,7 +144,7 @@
           <w:color w:val="402FFF"/>
           <w:sz w:val="36"/>
         </w:rPr>
-        <w:t>1. Доступ и подготовка</w:t>
+        <w:t>1. Создайте две учетные записи</w:t>
       </w:r>
     </w:p>
     <w:p>
@@ -156,26 +158,7 @@
           <w:color w:val="222436"/>
           <w:sz w:val="20"/>
         </w:rPr>
-        <w:t xml:space="preserve">1. Откройте сервис </w:t>
-      </w:r>
-      <w:hyperlink r:id="rId11">
-        <w:r>
-          <w:rPr>
-            <w:rFonts w:ascii="Arial" w:hAnsi="Arial" w:cs="Arial"/>
-            <w:color w:val="402FFF"/>
-            <w:u w:val="single"/>
-          </w:rPr>
-          <w:t xml:space="preserve">fsp.digital-projects.tech</w:t>
-        </w:r>
-      </w:hyperlink>
-      <w:r>
-        <w:rPr>
-          <w:rFonts w:ascii="Arial" w:hAnsi="Arial"/>
-          <w:b w:val="0"/>
-          <w:color w:val="222436"/>
-          <w:sz w:val="20"/>
-        </w:rPr>
-        <w:t xml:space="preserve">. Для основного сценария нужны две роли: </w:t>
+        <w:t xml:space="preserve">1. Откройте </w:t>
       </w:r>
       <w:r>
         <w:rPr>
@@ -184,7 +167,7 @@
           <w:color w:val="222436"/>
           <w:sz w:val="20"/>
         </w:rPr>
-        <w:t>«Кандидат»</w:t>
+        <w:t>fsp.digital-projects.tech</w:t>
       </w:r>
       <w:r>
         <w:rPr>
@@ -193,7 +176,7 @@
           <w:color w:val="222436"/>
           <w:sz w:val="20"/>
         </w:rPr>
-        <w:t xml:space="preserve"> и </w:t>
+        <w:t xml:space="preserve"> → </w:t>
       </w:r>
       <w:r>
         <w:rPr>
@@ -202,7 +185,7 @@
           <w:color w:val="222436"/>
           <w:sz w:val="20"/>
         </w:rPr>
-        <w:t>«Работодатель»</w:t>
+        <w:t>«Создать профиль»</w:t>
       </w:r>
       <w:r>
         <w:rPr>
@@ -225,7 +208,7 @@
           <w:color w:val="222436"/>
           <w:sz w:val="20"/>
         </w:rPr>
-        <w:t xml:space="preserve">2. Зарегистрируйте кандидата и работодателя на двух своих адресах: </w:t>
+        <w:t xml:space="preserve">2. Зарегистрируйте </w:t>
       </w:r>
       <w:r>
         <w:rPr>
@@ -234,7 +217,7 @@
           <w:color w:val="222436"/>
           <w:sz w:val="20"/>
         </w:rPr>
-        <w:t>«Создать профиль»</w:t>
+        <w:t>«Кандидата»</w:t>
       </w:r>
       <w:r>
         <w:rPr>
@@ -243,7 +226,7 @@
           <w:color w:val="222436"/>
           <w:sz w:val="20"/>
         </w:rPr>
-        <w:t xml:space="preserve"> → роль → email и пароль не короче 12 символов → согласие → </w:t>
+        <w:t xml:space="preserve"> и </w:t>
       </w:r>
       <w:r>
         <w:rPr>
@@ -252,7 +235,7 @@
           <w:color w:val="222436"/>
           <w:sz w:val="20"/>
         </w:rPr>
-        <w:t>«Создать учетную запись»</w:t>
+        <w:t>«Работодателя»</w:t>
       </w:r>
       <w:r>
         <w:rPr>
@@ -261,7 +244,21 @@
           <w:color w:val="222436"/>
           <w:sz w:val="20"/>
         </w:rPr>
-        <w:t xml:space="preserve"> → письмо КОД.МЭТЧ → </w:t>
+        <w:t xml:space="preserve"> на двух доступных вам адресах. Пароль – не менее 12 символов.</w:t>
+      </w:r>
+    </w:p>
+    <w:p>
+      <w:pPr>
+        <w:ind w:left="340" w:hanging="340"/>
+      </w:pPr>
+      <w:r>
+        <w:rPr>
+          <w:rFonts w:ascii="Arial" w:hAnsi="Arial"/>
+          <w:b w:val="0"/>
+          <w:color w:val="222436"/>
+          <w:sz w:val="20"/>
+        </w:rPr>
+        <w:t xml:space="preserve">3. Откройте письма КОД.МЭТЧ, перейдите по ссылкам и нажмите </w:t>
       </w:r>
       <w:r>
         <w:rPr>
@@ -279,26 +276,7 @@
           <w:color w:val="222436"/>
           <w:sz w:val="20"/>
         </w:rPr>
-        <w:t xml:space="preserve"> → вход. Если письмо не пришло (проверьте и «Спам»), напишите на </w:t>
-      </w:r>
-      <w:hyperlink r:id="rId13">
-        <w:r>
-          <w:rPr>
-            <w:rFonts w:ascii="Arial" w:hAnsi="Arial" w:cs="Arial"/>
-            <w:color w:val="402FFF"/>
-            <w:u w:val="single"/>
-          </w:rPr>
-          <w:t xml:space="preserve">codematch@mail.ru</w:t>
-        </w:r>
-      </w:hyperlink>
-      <w:r>
-        <w:rPr>
-          <w:rFonts w:ascii="Arial" w:hAnsi="Arial"/>
-          <w:b w:val="0"/>
-          <w:color w:val="222436"/>
-          <w:sz w:val="20"/>
-        </w:rPr>
-        <w:t xml:space="preserve"> – команда поможет с доступом.</w:t>
+        <w:t>.</w:t>
       </w:r>
     </w:p>
     <w:p>
@@ -312,17 +290,10 @@
           <w:color w:val="222436"/>
           <w:sz w:val="20"/>
         </w:rPr>
-        <w:t xml:space="preserve">3. Откройте роли в разных браузерах или профилях браузера: обычные вкладки одного профиля разделяют cookie. Перед действием проверьте подпись роли в меню. Узкое меню открывается кнопкой сверху слева; </w:t>
+        <w:t>4. Войдите в роли через разные браузеры или разные профили браузера. Текущая роль показана в меню. На узком экране меню открывается кнопкой сверху слева.</w:t>
       </w:r>
-      <w:r>
-        <w:rPr>
-          <w:rFonts w:ascii="Arial" w:hAnsi="Arial"/>
-          <w:b/>
-          <w:color w:val="222436"/>
-          <w:sz w:val="20"/>
-        </w:rPr>
-        <w:t>«Выйти»</w:t>
-      </w:r>
+    </w:p>
+    <w:p>
       <w:r>
         <w:rPr>
           <w:rFonts w:ascii="Arial" w:hAnsi="Arial"/>
@@ -330,7 +301,21 @@
           <w:color w:val="222436"/>
           <w:sz w:val="20"/>
         </w:rPr>
-        <w:t xml:space="preserve"> находится внизу.</w:t>
+        <w:t>Для первичного теста используйте категорию без предыдущей попытки. Повтор той же специализации и уровня доступен через 90 дней.</w:t>
+      </w:r>
+    </w:p>
+    <w:p>
+      <w:pPr>
+        <w:pStyle w:val="Heading1"/>
+      </w:pPr>
+      <w:r>
+        <w:rPr>
+          <w:rFonts w:ascii="Arial" w:hAnsi="Arial"/>
+          <w:b/>
+          <w:color w:val="402FFF"/>
+          <w:sz w:val="36"/>
+        </w:rPr>
+        <w:t>2. Кандидат: подтвердите навыки</w:t>
       </w:r>
     </w:p>
     <w:p>
@@ -344,79 +329,7 @@
           <w:color w:val="222436"/>
           <w:sz w:val="20"/>
         </w:rPr>
-        <w:t>4. Для первичного теста нужен кандидат без попытки выбранной категории: повтор одной категории ограничен 90 днями, историю не сбрасывают.</w:t>
-      </w:r>
-    </w:p>
-    <w:p>
-      <w:pPr>
-        <w:ind w:left="340" w:hanging="340"/>
-      </w:pPr>
-      <w:r>
-        <w:rPr>
-          <w:rFonts w:ascii="Arial" w:hAnsi="Arial"/>
-          <w:b w:val="0"/>
-          <w:color w:val="222436"/>
-          <w:sz w:val="20"/>
-        </w:rPr>
-        <w:t xml:space="preserve">5. При сбое напишите в поддержку </w:t>
-      </w:r>
-      <w:hyperlink r:id="rId13">
-        <w:r>
-          <w:rPr>
-            <w:rFonts w:ascii="Arial" w:hAnsi="Arial" w:cs="Arial"/>
-            <w:color w:val="402FFF"/>
-            <w:u w:val="single"/>
-          </w:rPr>
-          <w:t xml:space="preserve">codematch@mail.ru</w:t>
-        </w:r>
-      </w:hyperlink>
-      <w:r>
-        <w:rPr>
-          <w:rFonts w:ascii="Arial" w:hAnsi="Arial"/>
-          <w:b w:val="0"/>
-          <w:color w:val="222436"/>
-          <w:sz w:val="20"/>
-        </w:rPr>
-        <w:t>: роль, действие, время, ожидаемое и фактическое поведение. Не передавайте пароли, токены из писем и одноразовые коды MAX.</w:t>
-      </w:r>
-    </w:p>
-    <w:p>
-      <w:r>
-        <w:rPr>
-          <w:rFonts w:ascii="Arial" w:hAnsi="Arial"/>
-          <w:b w:val="0"/>
-          <w:color w:val="222436"/>
-          <w:sz w:val="20"/>
-        </w:rPr>
-        <w:t>Результаты технической проверки не являются оценкой способностей проверявшего человека.</w:t>
-      </w:r>
-    </w:p>
-    <w:p>
-      <w:pPr>
-        <w:pStyle w:val="Heading1"/>
-      </w:pPr>
-      <w:r>
-        <w:rPr>
-          <w:rFonts w:ascii="Arial" w:hAnsi="Arial"/>
-          <w:b/>
-          <w:color w:val="402FFF"/>
-          <w:sz w:val="36"/>
-        </w:rPr>
-        <w:t>2. Основной сценарий: кандидат</w:t>
-      </w:r>
-    </w:p>
-    <w:p>
-      <w:pPr>
-        <w:ind w:left="340" w:hanging="340"/>
-      </w:pPr>
-      <w:r>
-        <w:rPr>
-          <w:rFonts w:ascii="Arial" w:hAnsi="Arial"/>
-          <w:b w:val="0"/>
-          <w:color w:val="222436"/>
-          <w:sz w:val="20"/>
-        </w:rPr>
-        <w:t xml:space="preserve">1. Откройте </w:t>
+        <w:t xml:space="preserve">1. В </w:t>
       </w:r>
       <w:r>
         <w:rPr>
@@ -434,7 +347,43 @@
           <w:color w:val="222436"/>
           <w:sz w:val="20"/>
         </w:rPr>
-        <w:t>. Заполните имя, заголовок, специализацию, предполагаемый уровень, навыки, город, формат работы и зарплатную вилку. Сохраните и включите видимость профессионального профиля для подбора.</w:t>
+        <w:t xml:space="preserve"> заполните имя, заголовок, навыки, контакты, условия работы и включите видимость в банке специалистов. Нажмите </w:t>
+      </w:r>
+      <w:r>
+        <w:rPr>
+          <w:rFonts w:ascii="Arial" w:hAnsi="Arial"/>
+          <w:b/>
+          <w:color w:val="222436"/>
+          <w:sz w:val="20"/>
+        </w:rPr>
+        <w:t>«Сохранить профиль»</w:t>
+      </w:r>
+      <w:r>
+        <w:rPr>
+          <w:rFonts w:ascii="Arial" w:hAnsi="Arial"/>
+          <w:b w:val="0"/>
+          <w:color w:val="222436"/>
+          <w:sz w:val="20"/>
+        </w:rPr>
+        <w:t xml:space="preserve">. При желании используйте </w:t>
+      </w:r>
+      <w:r>
+        <w:rPr>
+          <w:rFonts w:ascii="Arial" w:hAnsi="Arial"/>
+          <w:b/>
+          <w:color w:val="222436"/>
+          <w:sz w:val="20"/>
+        </w:rPr>
+        <w:t>«Заполнить из PDF-резюме»</w:t>
+      </w:r>
+      <w:r>
+        <w:rPr>
+          <w:rFonts w:ascii="Arial" w:hAnsi="Arial"/>
+          <w:b w:val="0"/>
+          <w:color w:val="222436"/>
+          <w:sz w:val="20"/>
+        </w:rPr>
+        <w:t xml:space="preserve"> → предпросмотр → перенос → сохранение.</w:t>
       </w:r>
     </w:p>
     <w:p>
@@ -448,7 +397,7 @@
           <w:color w:val="222436"/>
           <w:sz w:val="20"/>
         </w:rPr>
-        <w:t xml:space="preserve">2. Откройте </w:t>
+        <w:t xml:space="preserve">2. В </w:t>
       </w:r>
       <w:r>
         <w:rPr>
@@ -466,7 +415,7 @@
           <w:color w:val="222436"/>
           <w:sz w:val="20"/>
         </w:rPr>
-        <w:t xml:space="preserve">. Выберите Python Backend, TypeScript Frontend или Data SQL и Junior/Middle; заполните профессиональную анкету и нажмите </w:t>
+        <w:t xml:space="preserve"> заполните профессиональную анкету и нажмите </w:t>
       </w:r>
       <w:r>
         <w:rPr>
@@ -516,7 +465,21 @@
           <w:color w:val="222436"/>
           <w:sz w:val="20"/>
         </w:rPr>
-        <w:t xml:space="preserve">, решите пять заданий и </w:t>
+        <w:t>. Доступны Python Backend, TypeScript Frontend и SQL, каждый в уровнях Junior и Middle.</w:t>
+      </w:r>
+    </w:p>
+    <w:p>
+      <w:pPr>
+        <w:ind w:left="340" w:hanging="340"/>
+      </w:pPr>
+      <w:r>
+        <w:rPr>
+          <w:rFonts w:ascii="Arial" w:hAnsi="Arial"/>
+          <w:b w:val="0"/>
+          <w:color w:val="222436"/>
+          <w:sz w:val="20"/>
+        </w:rPr>
+        <w:t xml:space="preserve">4. Выполните пять заданий и нажмите </w:t>
       </w:r>
       <w:r>
         <w:rPr>
@@ -534,7 +497,7 @@
           <w:color w:val="222436"/>
           <w:sz w:val="20"/>
         </w:rPr>
-        <w:t>. Python/TypeScript – анализ/патч/трасса, SQL – ограниченный read-only запрос. Варианты строятся сервером, ответы и скрытые данные не приходят в публичную форму.</w:t>
+        <w:t>. Время – 45 минут. Порог Junior – 65 баллов, Middle – 75, а каждый компетентностный блок – не менее 50%.</w:t>
       </w:r>
     </w:p>
     <w:p>
@@ -548,7 +511,25 @@
           <w:color w:val="222436"/>
           <w:sz w:val="20"/>
         </w:rPr>
-        <w:t xml:space="preserve">4. Проверьте баллы, компетенции, решение и </w:t>
+        <w:t xml:space="preserve">5. Откройте </w:t>
+      </w:r>
+      <w:r>
+        <w:rPr>
+          <w:rFonts w:ascii="Arial" w:hAnsi="Arial"/>
+          <w:b/>
+          <w:color w:val="222436"/>
+          <w:sz w:val="20"/>
+        </w:rPr>
+        <w:t>«Мой профиль»</w:t>
+      </w:r>
+      <w:r>
+        <w:rPr>
+          <w:rFonts w:ascii="Arial" w:hAnsi="Arial"/>
+          <w:b w:val="0"/>
+          <w:color w:val="222436"/>
+          <w:sz w:val="20"/>
+        </w:rPr>
+        <w:t xml:space="preserve"> и </w:t>
       </w:r>
       <w:r>
         <w:rPr>
@@ -566,39 +547,7 @@
           <w:color w:val="222436"/>
           <w:sz w:val="20"/>
         </w:rPr>
-        <w:t>. Junior требует ≥65/100, Middle ≥75/100 и ≥50% каждой измеренной компетенции. Только успешный первичный тест присваивает подтвержденную категорию.</w:t>
-      </w:r>
-    </w:p>
-    <w:p>
-      <w:pPr>
-        <w:ind w:left="340" w:hanging="340"/>
-      </w:pPr>
-      <w:r>
-        <w:rPr>
-          <w:rFonts w:ascii="Arial" w:hAnsi="Arial"/>
-          <w:b w:val="0"/>
-          <w:color w:val="222436"/>
-          <w:sz w:val="20"/>
-        </w:rPr>
-        <w:t xml:space="preserve">5. В </w:t>
-      </w:r>
-      <w:r>
-        <w:rPr>
-          <w:rFonts w:ascii="Arial" w:hAnsi="Arial"/>
-          <w:b/>
-          <w:color w:val="222436"/>
-          <w:sz w:val="20"/>
-        </w:rPr>
-        <w:t>«Мой профиль»</w:t>
-      </w:r>
-      <w:r>
-        <w:rPr>
-          <w:rFonts w:ascii="Arial" w:hAnsi="Arial"/>
-          <w:b w:val="0"/>
-          <w:color w:val="222436"/>
-          <w:sz w:val="20"/>
-        </w:rPr>
-        <w:t xml:space="preserve"> проверьте категорию и скачайте </w:t>
+        <w:t xml:space="preserve">: результат и подтвержденная категория сохраняются. Скачайте </w:t>
       </w:r>
       <w:r>
         <w:rPr>
@@ -616,7 +565,7 @@
           <w:color w:val="222436"/>
           <w:sz w:val="20"/>
         </w:rPr>
-        <w:t>. Обновление страницы активного теста сохраняет серверный срок; черновик восстанавливается в той же браузерной сессии. Другое устройство/полный restart не гарантирует сохранение локальных ответов.</w:t>
+        <w:t>.</w:t>
       </w:r>
     </w:p>
     <w:p>
@@ -627,7 +576,7 @@
           <w:color w:val="222436"/>
           <w:sz w:val="20"/>
         </w:rPr>
-        <w:t>На тест дается 45 минут; это максимальное окно, а не измеренная средняя длительность. Неудачный Middle не понижает подтвержденный Junior. Стаж, достижения и LLM не заменяют тест.</w:t>
+        <w:t>При обновлении страницы активного теста черновик восстанавливается в той же браузерной сессии. Неудачная попытка Middle сохраняет ранее подтвержденный Junior.</w:t>
       </w:r>
     </w:p>
     <w:p>
@@ -641,7 +590,7 @@
           <w:color w:val="402FFF"/>
           <w:sz w:val="36"/>
         </w:rPr>
-        <w:t>3. Основной сценарий: работодатель</w:t>
+        <w:t>3. Работодатель: найдите и пригласите кандидата</w:t>
       </w:r>
     </w:p>
     <w:p>
@@ -673,7 +622,7 @@
           <w:color w:val="222436"/>
           <w:sz w:val="20"/>
         </w:rPr>
-        <w:t xml:space="preserve"> заполните название, описание, направление и способ связи, сохраните. Анкета компании не означает независимую юридическую проверку.</w:t>
+        <w:t xml:space="preserve"> заполните название, описание, направление и способ связи; сохраните.</w:t>
       </w:r>
     </w:p>
     <w:p>
@@ -687,7 +636,7 @@
           <w:color w:val="222436"/>
           <w:sz w:val="20"/>
         </w:rPr>
-        <w:t xml:space="preserve">2. Откройте </w:t>
+        <w:t xml:space="preserve">2. В </w:t>
       </w:r>
       <w:r>
         <w:rPr>
@@ -723,21 +672,7 @@
           <w:color w:val="222436"/>
           <w:sz w:val="20"/>
         </w:rPr>
-        <w:t>. Выберите ту же специализацию/уровень, обязательные и желательные навыки, формат/город и RUB-вилку от–до за месяц до вычета НДФЛ. Согласуйте условия с профилем кандидата.</w:t>
-      </w:r>
-    </w:p>
-    <w:p>
-      <w:pPr>
-        <w:ind w:left="340" w:hanging="340"/>
-      </w:pPr>
-      <w:r>
-        <w:rPr>
-          <w:rFonts w:ascii="Arial" w:hAnsi="Arial"/>
-          <w:b w:val="0"/>
-          <w:color w:val="222436"/>
-          <w:sz w:val="20"/>
-        </w:rPr>
-        <w:t xml:space="preserve">3. Нажмите </w:t>
+        <w:t xml:space="preserve"> выберите специализацию, уровень, навыки, условия работы и зарплатную вилку в рублях. Нажмите </w:t>
       </w:r>
       <w:r>
         <w:rPr>
@@ -755,25 +690,7 @@
           <w:color w:val="222436"/>
           <w:sz w:val="20"/>
         </w:rPr>
-        <w:t xml:space="preserve">. Сверьте категорию, индекс и </w:t>
-      </w:r>
-      <w:r>
-        <w:rPr>
-          <w:rFonts w:ascii="Arial" w:hAnsi="Arial"/>
-          <w:b/>
-          <w:color w:val="222436"/>
-          <w:sz w:val="20"/>
-        </w:rPr>
-        <w:t>«Почему в подборе»</w:t>
-      </w:r>
-      <w:r>
-        <w:rPr>
-          <w:rFonts w:ascii="Arial" w:hAnsi="Arial"/>
-          <w:b w:val="0"/>
-          <w:color w:val="222436"/>
-          <w:sz w:val="20"/>
-        </w:rPr>
-        <w:t>. На строгих условиях пустая выдача допустима; неподходящий профиль не должен попадать в нее ради числа результатов.</w:t>
+        <w:t>.</w:t>
       </w:r>
     </w:p>
     <w:p>
@@ -787,7 +704,7 @@
           <w:color w:val="222436"/>
           <w:sz w:val="20"/>
         </w:rPr>
-        <w:t xml:space="preserve">4. Откройте </w:t>
+        <w:t xml:space="preserve">3. Откройте карточку кандидата: категория, навыки и пояснения показывают основания подбора. Кнопка </w:t>
       </w:r>
       <w:r>
         <w:rPr>
@@ -805,7 +722,7 @@
           <w:color w:val="222436"/>
           <w:sz w:val="20"/>
         </w:rPr>
-        <w:t xml:space="preserve">, скачайте PDF. До разрешенного события контакты кандидата скрыты и в интерфейсе, и в PDF. Добавьте закладку, проверьте </w:t>
+        <w:t xml:space="preserve"> открывает подробности, закладка добавляет кандидата в </w:t>
       </w:r>
       <w:r>
         <w:rPr>
@@ -837,7 +754,64 @@
           <w:color w:val="222436"/>
           <w:sz w:val="20"/>
         </w:rPr>
-        <w:t xml:space="preserve">5. Создайте адресное приглашение с сообщением, способом связи и RUB-вилкой. Проверьте его в </w:t>
+        <w:t xml:space="preserve">4. Нажмите </w:t>
+      </w:r>
+      <w:r>
+        <w:rPr>
+          <w:rFonts w:ascii="Arial" w:hAnsi="Arial"/>
+          <w:b/>
+          <w:color w:val="222436"/>
+          <w:sz w:val="20"/>
+        </w:rPr>
+        <w:t>«Пригласить»</w:t>
+      </w:r>
+      <w:r>
+        <w:rPr>
+          <w:rFonts w:ascii="Arial" w:hAnsi="Arial"/>
+          <w:b w:val="0"/>
+          <w:color w:val="222436"/>
+          <w:sz w:val="20"/>
+        </w:rPr>
+        <w:t>, заполните предложение, вилку и контакт компании, затем отправьте приглашение.</w:t>
+      </w:r>
+    </w:p>
+    <w:p>
+      <w:r>
+        <w:rPr>
+          <w:rFonts w:ascii="Arial" w:hAnsi="Arial"/>
+          <w:b w:val="0"/>
+          <w:color w:val="222436"/>
+          <w:sz w:val="20"/>
+        </w:rPr>
+        <w:t>Ожидаемый результат: кандидат получает предложение, а его контакты пока скрыты от компании.</w:t>
+      </w:r>
+    </w:p>
+    <w:p>
+      <w:pPr>
+        <w:pStyle w:val="Heading1"/>
+      </w:pPr>
+      <w:r>
+        <w:rPr>
+          <w:rFonts w:ascii="Arial" w:hAnsi="Arial"/>
+          <w:b/>
+          <w:color w:val="402FFF"/>
+          <w:sz w:val="36"/>
+        </w:rPr>
+        <w:t>4. Кандидат: примите предложение и управляйте доступом</w:t>
+      </w:r>
+    </w:p>
+    <w:p>
+      <w:pPr>
+        <w:ind w:left="340" w:hanging="340"/>
+      </w:pPr>
+      <w:r>
+        <w:rPr>
+          <w:rFonts w:ascii="Arial" w:hAnsi="Arial"/>
+          <w:b w:val="0"/>
+          <w:color w:val="222436"/>
+          <w:sz w:val="20"/>
+        </w:rPr>
+        <w:t xml:space="preserve">1. В </w:t>
       </w:r>
       <w:r>
         <w:rPr>
@@ -855,21 +829,25 @@
           <w:color w:val="222436"/>
           <w:sz w:val="20"/>
         </w:rPr>
-        <w:t>. Вакансия необязательна.</w:t>
+        <w:t xml:space="preserve"> откройте </w:t>
       </w:r>
-    </w:p>
-    <w:p>
-      <w:pPr>
-        <w:pStyle w:val="Heading1"/>
-      </w:pPr>
       <w:r>
         <w:rPr>
           <w:rFonts w:ascii="Arial" w:hAnsi="Arial"/>
           <w:b/>
-          <w:color w:val="402FFF"/>
-          <w:sz w:val="36"/>
+          <w:color w:val="222436"/>
+          <w:sz w:val="20"/>
         </w:rPr>
-        <w:t>4. Решение кандидата и проверка контактов</w:t>
+        <w:t>«Посмотреть условия и контакт»</w:t>
+      </w:r>
+      <w:r>
+        <w:rPr>
+          <w:rFonts w:ascii="Arial" w:hAnsi="Arial"/>
+          <w:b w:val="0"/>
+          <w:color w:val="222436"/>
+          <w:sz w:val="20"/>
+        </w:rPr>
+        <w:t>. Доступны компания, описание и зарплатная вилка.</w:t>
       </w:r>
     </w:p>
     <w:p>
@@ -883,7 +861,7 @@
           <w:color w:val="222436"/>
           <w:sz w:val="20"/>
         </w:rPr>
-        <w:t xml:space="preserve">1. У кандидата откройте </w:t>
+        <w:t xml:space="preserve">2. Нажмите </w:t>
       </w:r>
       <w:r>
         <w:rPr>
@@ -892,7 +870,7 @@
           <w:color w:val="222436"/>
           <w:sz w:val="20"/>
         </w:rPr>
-        <w:t>«Приглашения»</w:t>
+        <w:t>«Принять и открыть контакты»</w:t>
       </w:r>
       <w:r>
         <w:rPr>
@@ -901,7 +879,25 @@
           <w:color w:val="222436"/>
           <w:sz w:val="20"/>
         </w:rPr>
-        <w:t>: видны компания, задача, условия и вилка. Просмотр сам по себе не открывает контакты.</w:t>
+        <w:t xml:space="preserve">. В кабинете работодателя приглашение получает статус </w:t>
+      </w:r>
+      <w:r>
+        <w:rPr>
+          <w:rFonts w:ascii="Arial" w:hAnsi="Arial"/>
+          <w:b/>
+          <w:color w:val="222436"/>
+          <w:sz w:val="20"/>
+        </w:rPr>
+        <w:t>«Принято»</w:t>
+      </w:r>
+      <w:r>
+        <w:rPr>
+          <w:rFonts w:ascii="Arial" w:hAnsi="Arial"/>
+          <w:b w:val="0"/>
+          <w:color w:val="222436"/>
+          <w:sz w:val="20"/>
+        </w:rPr>
+        <w:t>, контакты доступны в карточке и новом PDF.</w:t>
       </w:r>
     </w:p>
     <w:p>
@@ -915,13 +911,17 @@
           <w:color w:val="222436"/>
           <w:sz w:val="20"/>
         </w:rPr>
-        <w:t>2. Примите приглашение. В работодателе проверьте статус и новые JSON/PDF-проекции: контакты теперь доступны только этой компании.</w:t>
+        <w:t xml:space="preserve">3. В </w:t>
       </w:r>
-    </w:p>
-    <w:p>
-      <w:pPr>
-        <w:ind w:left="340" w:hanging="340"/>
-      </w:pPr>
+      <w:r>
+        <w:rPr>
+          <w:rFonts w:ascii="Arial" w:hAnsi="Arial"/>
+          <w:b/>
+          <w:color w:val="222436"/>
+          <w:sz w:val="20"/>
+        </w:rPr>
+        <w:t>«Настройки»</w:t>
+      </w:r>
       <w:r>
         <w:rPr>
           <w:rFonts w:ascii="Arial" w:hAnsi="Arial"/>
@@ -929,13 +929,17 @@
           <w:color w:val="222436"/>
           <w:sz w:val="20"/>
         </w:rPr>
-        <w:t>3. У кандидата в настройках отзовите разрешение компании. Повторная загрузка профиля/PDF снова должна скрыть контакты. Сохраненную ранее законную внешнюю копию невозможно отозвать задним числом.</w:t>
+        <w:t xml:space="preserve"> → </w:t>
       </w:r>
-    </w:p>
-    <w:p>
-      <w:pPr>
-        <w:ind w:left="340" w:hanging="340"/>
-      </w:pPr>
+      <w:r>
+        <w:rPr>
+          <w:rFonts w:ascii="Arial" w:hAnsi="Arial"/>
+          <w:b/>
+          <w:color w:val="222436"/>
+          <w:sz w:val="20"/>
+        </w:rPr>
+        <w:t>«Доступ к вашим контактам»</w:t>
+      </w:r>
       <w:r>
         <w:rPr>
           <w:rFonts w:ascii="Arial" w:hAnsi="Arial"/>
@@ -943,7 +947,36 @@
           <w:color w:val="222436"/>
           <w:sz w:val="20"/>
         </w:rPr>
-        <w:t xml:space="preserve">4. Для отказа используйте отдельное сочетание кандидат + потребность. </w:t>
+        <w:t xml:space="preserve"> проверьте компанию и основание. </w:t>
+      </w:r>
+      <w:r>
+        <w:rPr>
+          <w:rFonts w:ascii="Arial" w:hAnsi="Arial"/>
+          <w:b/>
+          <w:color w:val="222436"/>
+          <w:sz w:val="20"/>
+        </w:rPr>
+        <w:t>«Отозвать доступ»</w:t>
+      </w:r>
+      <w:r>
+        <w:rPr>
+          <w:rFonts w:ascii="Arial" w:hAnsi="Arial"/>
+          <w:b w:val="0"/>
+          <w:color w:val="222436"/>
+          <w:sz w:val="20"/>
+        </w:rPr>
+        <w:t xml:space="preserve"> закрывает дальнейшую выдачу контактов.</w:t>
+      </w:r>
+    </w:p>
+    <w:p>
+      <w:r>
+        <w:rPr>
+          <w:rFonts w:ascii="Arial" w:hAnsi="Arial"/>
+          <w:b w:val="0"/>
+          <w:color w:val="222436"/>
+          <w:sz w:val="20"/>
+        </w:rPr>
+        <w:t xml:space="preserve">Для отдельного сценария отказа используйте другое приглашение и нажмите </w:t>
       </w:r>
       <w:r>
         <w:rPr>
@@ -961,7 +994,7 @@
           <w:color w:val="222436"/>
           <w:sz w:val="20"/>
         </w:rPr>
-        <w:t xml:space="preserve"> не открывает контакты; противоречащий повтор терминального решения не меняет историю. По возможности вторая компания смотрит тот же профиль без своих контактов.</w:t>
+        <w:t>. Отказ и просмотр сохраняют контакты закрытыми. Разрешение одной компании действует только для нее.</w:t>
       </w:r>
     </w:p>
     <w:p>
@@ -975,7 +1008,7 @@
           <w:color w:val="402FFF"/>
           <w:sz w:val="36"/>
         </w:rPr>
-        <w:t>5. Проверка LLM и MAX</w:t>
+        <w:t>5. Подключите MAX и языкового помощника</w:t>
       </w:r>
     </w:p>
     <w:p>
@@ -986,7 +1019,7 @@
           <w:color w:val="222436"/>
           <w:sz w:val="20"/>
         </w:rPr>
-        <w:t>LLM:</w:t>
+        <w:t>MAX.</w:t>
       </w:r>
       <w:r>
         <w:rPr>
@@ -995,7 +1028,135 @@
           <w:color w:val="222436"/>
           <w:sz w:val="20"/>
         </w:rPr>
-        <w:t xml:space="preserve"> в новой потребности нажмите </w:t>
+        <w:t xml:space="preserve"> В подтвержденном аккаунте откройте </w:t>
+      </w:r>
+      <w:r>
+        <w:rPr>
+          <w:rFonts w:ascii="Arial" w:hAnsi="Arial"/>
+          <w:b/>
+          <w:color w:val="222436"/>
+          <w:sz w:val="20"/>
+        </w:rPr>
+        <w:t>«Настройки»</w:t>
+      </w:r>
+      <w:r>
+        <w:rPr>
+          <w:rFonts w:ascii="Arial" w:hAnsi="Arial"/>
+          <w:b w:val="0"/>
+          <w:color w:val="222436"/>
+          <w:sz w:val="20"/>
+        </w:rPr>
+        <w:t xml:space="preserve"> → </w:t>
+      </w:r>
+      <w:r>
+        <w:rPr>
+          <w:rFonts w:ascii="Arial" w:hAnsi="Arial"/>
+          <w:b/>
+          <w:color w:val="222436"/>
+          <w:sz w:val="20"/>
+        </w:rPr>
+        <w:t>«MAX»</w:t>
+      </w:r>
+      <w:r>
+        <w:rPr>
+          <w:rFonts w:ascii="Arial" w:hAnsi="Arial"/>
+          <w:b w:val="0"/>
+          <w:color w:val="222436"/>
+          <w:sz w:val="20"/>
+        </w:rPr>
+        <w:t xml:space="preserve"> → </w:t>
+      </w:r>
+      <w:r>
+        <w:rPr>
+          <w:rFonts w:ascii="Arial" w:hAnsi="Arial"/>
+          <w:b/>
+          <w:color w:val="222436"/>
+          <w:sz w:val="20"/>
+        </w:rPr>
+        <w:t>«Подключить»</w:t>
+      </w:r>
+      <w:r>
+        <w:rPr>
+          <w:rFonts w:ascii="Arial" w:hAnsi="Arial"/>
+          <w:b w:val="0"/>
+          <w:color w:val="222436"/>
+          <w:sz w:val="20"/>
+        </w:rPr>
+        <w:t xml:space="preserve">. Отправьте боту показанную одноразовую команду, затем проверьте статус и откройте КОД.МЭТЧ кнопкой бота. </w:t>
+      </w:r>
+      <w:r>
+        <w:rPr>
+          <w:rFonts w:ascii="Courier New" w:hAnsi="Courier New"/>
+          <w:b w:val="0"/>
+          <w:color w:val="222436"/>
+          <w:sz w:val="16"/>
+        </w:rPr>
+        <w:t>/help</w:t>
+      </w:r>
+      <w:r>
+        <w:rPr>
+          <w:rFonts w:ascii="Arial" w:hAnsi="Arial"/>
+          <w:b w:val="0"/>
+          <w:color w:val="222436"/>
+          <w:sz w:val="20"/>
+        </w:rPr>
+        <w:t xml:space="preserve"> показывает подсказку, </w:t>
+      </w:r>
+      <w:r>
+        <w:rPr>
+          <w:rFonts w:ascii="Courier New" w:hAnsi="Courier New"/>
+          <w:b w:val="0"/>
+          <w:color w:val="222436"/>
+          <w:sz w:val="16"/>
+        </w:rPr>
+        <w:t>/status</w:t>
+      </w:r>
+      <w:r>
+        <w:rPr>
+          <w:rFonts w:ascii="Arial" w:hAnsi="Arial"/>
+          <w:b w:val="0"/>
+          <w:color w:val="222436"/>
+          <w:sz w:val="20"/>
+        </w:rPr>
+        <w:t xml:space="preserve"> – связь с кабинетом, </w:t>
+      </w:r>
+      <w:r>
+        <w:rPr>
+          <w:rFonts w:ascii="Courier New" w:hAnsi="Courier New"/>
+          <w:b w:val="0"/>
+          <w:color w:val="222436"/>
+          <w:sz w:val="16"/>
+        </w:rPr>
+        <w:t>/unlink</w:t>
+      </w:r>
+      <w:r>
+        <w:rPr>
+          <w:rFonts w:ascii="Arial" w:hAnsi="Arial"/>
+          <w:b w:val="0"/>
+          <w:color w:val="222436"/>
+          <w:sz w:val="20"/>
+        </w:rPr>
+        <w:t xml:space="preserve"> отключает ее. Проверьте получение уведомления о приглашении. Кабинет и история остаются общими для сайта и MAX.</w:t>
+      </w:r>
+    </w:p>
+    <w:p>
+      <w:r>
+        <w:rPr>
+          <w:rFonts w:ascii="Arial" w:hAnsi="Arial"/>
+          <w:b/>
+          <w:color w:val="222436"/>
+          <w:sz w:val="20"/>
+        </w:rPr>
+        <w:t>Языковой помощник.</w:t>
+      </w:r>
+      <w:r>
+        <w:rPr>
+          <w:rFonts w:ascii="Arial" w:hAnsi="Arial"/>
+          <w:b w:val="0"/>
+          <w:color w:val="222436"/>
+          <w:sz w:val="20"/>
+        </w:rPr>
+        <w:t xml:space="preserve"> В новой потребности нажмите </w:t>
       </w:r>
       <w:r>
         <w:rPr>
@@ -1013,7 +1174,7 @@
           <w:color w:val="222436"/>
           <w:sz w:val="20"/>
         </w:rPr>
-        <w:t xml:space="preserve"> и введите описание Python Junior API, Python/SQL, удаленно, 80–120 тыс. рублей. </w:t>
+        <w:t xml:space="preserve"> и введите: «Ищем Python Junior для API, Python и SQL, удаленно, 80–120 тысяч рублей». </w:t>
       </w:r>
       <w:r>
         <w:rPr>
@@ -1031,7 +1192,7 @@
           <w:color w:val="222436"/>
           <w:sz w:val="20"/>
         </w:rPr>
-        <w:t xml:space="preserve"> предлагает редактируемые поля; </w:t>
+        <w:t xml:space="preserve"> предлагает поля; </w:t>
       </w:r>
       <w:r>
         <w:rPr>
@@ -1049,7 +1210,7 @@
           <w:color w:val="222436"/>
           <w:sz w:val="20"/>
         </w:rPr>
-        <w:t xml:space="preserve"> требует их проверки, затем отдельного сохранения. В найденном профиле </w:t>
+        <w:t xml:space="preserve"> позволяет их подтвердить. В карточке кандидата </w:t>
       </w:r>
       <w:r>
         <w:rPr>
@@ -1067,146 +1228,7 @@
           <w:color w:val="222436"/>
           <w:sz w:val="20"/>
         </w:rPr>
-        <w:t xml:space="preserve"> дает факты и пробелы. Индекс/порядок и категория до/после не меняются. Признаки </w:t>
-      </w:r>
-      <w:r>
-        <w:rPr>
-          <w:rFonts w:ascii="Courier New" w:hAnsi="Courier New"/>
-          <w:b w:val="0"/>
-          <w:color w:val="222436"/>
-          <w:sz w:val="17"/>
-        </w:rPr>
-        <w:t>AI-разбор</w:t>
-      </w:r>
-      <w:r>
-        <w:rPr>
-          <w:rFonts w:ascii="Arial" w:hAnsi="Arial"/>
-          <w:b w:val="0"/>
-          <w:color w:val="222436"/>
-          <w:sz w:val="20"/>
-        </w:rPr>
-        <w:t>/</w:t>
-      </w:r>
-      <w:r>
-        <w:rPr>
-          <w:rFonts w:ascii="Courier New" w:hAnsi="Courier New"/>
-          <w:b w:val="0"/>
-          <w:color w:val="222436"/>
-          <w:sz w:val="17"/>
-        </w:rPr>
-        <w:t>AI-пояснение по фактам</w:t>
-      </w:r>
-      <w:r>
-        <w:rPr>
-          <w:rFonts w:ascii="Arial" w:hAnsi="Arial"/>
-          <w:b w:val="0"/>
-          <w:color w:val="222436"/>
-          <w:sz w:val="20"/>
-        </w:rPr>
-        <w:t xml:space="preserve"> означают принятый вызов; локальный fallback и кэш подписаны отдельно.</w:t>
-      </w:r>
-    </w:p>
-    <w:p>
-      <w:r>
-        <w:rPr>
-          <w:rFonts w:ascii="Arial" w:hAnsi="Arial"/>
-          <w:b w:val="0"/>
-          <w:color w:val="222436"/>
-          <w:sz w:val="20"/>
-        </w:rPr>
-        <w:t>Qwen3 4B Instruct 2507 Q4_K_M работает локально через Ollama. Один inference одновременно, deadline 35 секунд, 20 AI-действий в час на работодателя. Ошибка модели не останавливает обычный подбор. Резюме/контакты/ответы теста не отправляются модели; свободный текст потребности не должен содержать персональные сведения.</w:t>
-      </w:r>
-    </w:p>
-    <w:p>
-      <w:r>
-        <w:rPr>
-          <w:rFonts w:ascii="Arial" w:hAnsi="Arial"/>
-          <w:b/>
-          <w:color w:val="222436"/>
-          <w:sz w:val="20"/>
-        </w:rPr>
-        <w:t>MAX:</w:t>
-      </w:r>
-      <w:r>
-        <w:rPr>
-          <w:rFonts w:ascii="Arial" w:hAnsi="Arial"/>
-          <w:b w:val="0"/>
-          <w:color w:val="222436"/>
-          <w:sz w:val="20"/>
-        </w:rPr>
-        <w:t xml:space="preserve"> подтвердите email web-аккаунта → </w:t>
-      </w:r>
-      <w:r>
-        <w:rPr>
-          <w:rFonts w:ascii="Arial" w:hAnsi="Arial"/>
-          <w:b/>
-          <w:color w:val="222436"/>
-          <w:sz w:val="20"/>
-        </w:rPr>
-        <w:t>«Настройки»</w:t>
-      </w:r>
-      <w:r>
-        <w:rPr>
-          <w:rFonts w:ascii="Arial" w:hAnsi="Arial"/>
-          <w:b w:val="0"/>
-          <w:color w:val="222436"/>
-          <w:sz w:val="20"/>
-        </w:rPr>
-        <w:t xml:space="preserve"> → привязка MAX → одноразовая команда для бота → откройте кнопку КОД.МЭТЧ. Код и токен не публикуйте. Проверьте </w:t>
-      </w:r>
-      <w:r>
-        <w:rPr>
-          <w:rFonts w:ascii="Courier New" w:hAnsi="Courier New"/>
-          <w:b w:val="0"/>
-          <w:color w:val="222436"/>
-          <w:sz w:val="17"/>
-        </w:rPr>
-        <w:t>/help</w:t>
-      </w:r>
-      <w:r>
-        <w:rPr>
-          <w:rFonts w:ascii="Arial" w:hAnsi="Arial"/>
-          <w:b w:val="0"/>
-          <w:color w:val="222436"/>
-          <w:sz w:val="20"/>
-        </w:rPr>
-        <w:t xml:space="preserve">, </w:t>
-      </w:r>
-      <w:r>
-        <w:rPr>
-          <w:rFonts w:ascii="Courier New" w:hAnsi="Courier New"/>
-          <w:b w:val="0"/>
-          <w:color w:val="222436"/>
-          <w:sz w:val="17"/>
-        </w:rPr>
-        <w:t>/status</w:t>
-      </w:r>
-      <w:r>
-        <w:rPr>
-          <w:rFonts w:ascii="Arial" w:hAnsi="Arial"/>
-          <w:b w:val="0"/>
-          <w:color w:val="222436"/>
-          <w:sz w:val="20"/>
-        </w:rPr>
-        <w:t xml:space="preserve">, открытие кабинета, уведомление приглашения и короткой задачи. </w:t>
-      </w:r>
-      <w:r>
-        <w:rPr>
-          <w:rFonts w:ascii="Courier New" w:hAnsi="Courier New"/>
-          <w:b w:val="0"/>
-          <w:color w:val="222436"/>
-          <w:sz w:val="17"/>
-        </w:rPr>
-        <w:t>/unlink</w:t>
-      </w:r>
-      <w:r>
-        <w:rPr>
-          <w:rFonts w:ascii="Arial" w:hAnsi="Arial"/>
-          <w:b w:val="0"/>
-          <w:color w:val="222436"/>
-          <w:sz w:val="20"/>
-        </w:rPr>
-        <w:t xml:space="preserve"> отменяет связь, а новый одноразовый код позволяет восстановить ее. Web-аккаунт и MAX остаются одной ролью/историей. В mini-app не должен открываться чужой кабинет. Проверка web-клиента не равна проверке всех физических iOS/Android клиентов.</w:t>
+        <w:t xml:space="preserve"> показывает факты соответствия. Категория и индекс вычисляются серверными правилами и сохраняются при использовании помощника.</w:t>
       </w:r>
     </w:p>
     <w:p>
@@ -1243,7 +1265,7 @@
         <w:tc>
           <w:tcPr>
             <w:tcW w:type="dxa" w:w="3175"/>
-            <w:shd w:val="clear" w:color="auto" w:fill="402FFF"/>
+            <w:shd w:fill="402FFF"/>
           </w:tcPr>
           <w:p>
             <w:pPr>
@@ -1257,14 +1279,14 @@
                 <w:color w:val="FFFFFF"/>
                 <w:sz w:val="17"/>
               </w:rPr>
-              <w:t>Сценарий</w:t>
+              <w:t>Возможность</w:t>
             </w:r>
           </w:p>
         </w:tc>
         <w:tc>
           <w:tcPr>
             <w:tcW w:type="dxa" w:w="3231"/>
-            <w:shd w:val="clear" w:color="auto" w:fill="402FFF"/>
+            <w:shd w:fill="402FFF"/>
           </w:tcPr>
           <w:p>
             <w:pPr>
@@ -1278,14 +1300,14 @@
                 <w:color w:val="FFFFFF"/>
                 <w:sz w:val="17"/>
               </w:rPr>
-              <w:t>Действие</w:t>
+              <w:t>Как открыть</w:t>
             </w:r>
           </w:p>
         </w:tc>
         <w:tc>
           <w:tcPr>
             <w:tcW w:type="dxa" w:w="3231"/>
-            <w:shd w:val="clear" w:color="auto" w:fill="402FFF"/>
+            <w:shd w:fill="402FFF"/>
           </w:tcPr>
           <w:p>
             <w:pPr>
@@ -1324,7 +1346,7 @@
                 <w:color w:val="222436"/>
                 <w:sz w:val="16"/>
               </w:rPr>
-              <w:t>PDF-резюме</w:t>
+              <w:t>Вакансии и отклики</w:t>
             </w:r>
           </w:p>
         </w:tc>
@@ -1344,7 +1366,34 @@
                 <w:color w:val="222436"/>
                 <w:sz w:val="16"/>
               </w:rPr>
-              <w:t>Текстовый PDF ≤ 5 MiB, до 30 страниц → предпросмотр → перенос → ручная проверка → сохранение</w:t>
+              <w:t xml:space="preserve">Работодатель: </w:t>
+            </w:r>
+            <w:r>
+              <w:rPr>
+                <w:rFonts w:ascii="Arial" w:hAnsi="Arial"/>
+                <w:b/>
+                <w:color w:val="222436"/>
+                <w:sz w:val="16"/>
+              </w:rPr>
+              <w:t>«Вакансии компании»</w:t>
+            </w:r>
+            <w:r>
+              <w:rPr>
+                <w:rFonts w:ascii="Arial" w:hAnsi="Arial"/>
+                <w:b w:val="0"/>
+                <w:color w:val="222436"/>
+                <w:sz w:val="16"/>
+              </w:rPr>
+              <w:t xml:space="preserve">; кандидат: </w:t>
+            </w:r>
+            <w:r>
+              <w:rPr>
+                <w:rFonts w:ascii="Arial" w:hAnsi="Arial"/>
+                <w:b/>
+                <w:color w:val="222436"/>
+                <w:sz w:val="16"/>
+              </w:rPr>
+              <w:t>«Вакансии»</w:t>
             </w:r>
           </w:p>
         </w:tc>
@@ -1364,7 +1413,7 @@
                 <w:color w:val="222436"/>
                 <w:sz w:val="16"/>
               </w:rPr>
-              <w:t>Импорт не присваивает грейд и не сохраняет исходный файл</w:t>
+              <w:t>Публикация, отклик с согласием и статусы в обоих кабинетах</w:t>
             </w:r>
           </w:p>
         </w:tc>
@@ -1376,7 +1425,7 @@
         <w:tc>
           <w:tcPr>
             <w:tcW w:type="dxa" w:w="3175"/>
-            <w:shd w:val="clear" w:color="auto" w:fill="EFF1F9"/>
+            <w:shd w:fill="EFF1F9"/>
           </w:tcPr>
           <w:p>
             <w:pPr>
@@ -1390,14 +1439,14 @@
                 <w:color w:val="222436"/>
                 <w:sz w:val="16"/>
               </w:rPr>
-              <w:t>Вакансия</w:t>
+              <w:t>Короткая задача</w:t>
             </w:r>
           </w:p>
         </w:tc>
         <w:tc>
           <w:tcPr>
             <w:tcW w:type="dxa" w:w="3231"/>
-            <w:shd w:val="clear" w:color="auto" w:fill="EFF1F9"/>
+            <w:shd w:fill="EFF1F9"/>
           </w:tcPr>
           <w:p>
             <w:pPr>
@@ -1411,14 +1460,41 @@
                 <w:color w:val="222436"/>
                 <w:sz w:val="16"/>
               </w:rPr>
-              <w:t>Работодатель создает и публикует; кандидат откликается с согласием</w:t>
+              <w:t xml:space="preserve">Работодатель: </w:t>
+            </w:r>
+            <w:r>
+              <w:rPr>
+                <w:rFonts w:ascii="Arial" w:hAnsi="Arial"/>
+                <w:b/>
+                <w:color w:val="222436"/>
+                <w:sz w:val="16"/>
+              </w:rPr>
+              <w:t>«Короткие задачи»</w:t>
+            </w:r>
+            <w:r>
+              <w:rPr>
+                <w:rFonts w:ascii="Arial" w:hAnsi="Arial"/>
+                <w:b w:val="0"/>
+                <w:color w:val="222436"/>
+                <w:sz w:val="16"/>
+              </w:rPr>
+              <w:t xml:space="preserve">; кандидат: </w:t>
+            </w:r>
+            <w:r>
+              <w:rPr>
+                <w:rFonts w:ascii="Arial" w:hAnsi="Arial"/>
+                <w:b/>
+                <w:color w:val="222436"/>
+                <w:sz w:val="16"/>
+              </w:rPr>
+              <w:t>«Практика»</w:t>
             </w:r>
           </w:p>
         </w:tc>
         <w:tc>
           <w:tcPr>
             <w:tcW w:type="dxa" w:w="3231"/>
-            <w:shd w:val="clear" w:color="auto" w:fill="EFF1F9"/>
+            <w:shd w:fill="EFF1F9"/>
           </w:tcPr>
           <w:p>
             <w:pPr>
@@ -1432,7 +1508,7 @@
                 <w:color w:val="222436"/>
                 <w:sz w:val="16"/>
               </w:rPr>
-              <w:t>Контакт открывается только компании вакансии; черновики скрыты</w:t>
+              <w:t>Решение, результат и история</w:t>
             </w:r>
           </w:p>
         </w:tc>
@@ -1457,7 +1533,7 @@
                 <w:color w:val="222436"/>
                 <w:sz w:val="16"/>
               </w:rPr>
-              <w:t>Короткая задача</w:t>
+              <w:t>Уведомления</w:t>
             </w:r>
           </w:p>
         </w:tc>
@@ -1477,7 +1553,7 @@
                 <w:color w:val="222436"/>
                 <w:sz w:val="16"/>
               </w:rPr>
-              <w:t>Работодатель создает, кандидат решает, обе роли смотрят историю</w:t>
+              <w:t>Колокольчик и история</w:t>
             </w:r>
           </w:p>
         </w:tc>
@@ -1497,7 +1573,7 @@
                 <w:color w:val="222436"/>
                 <w:sz w:val="16"/>
               </w:rPr>
-              <w:t>Результат сохраняется, основная категория автоматически не меняется</w:t>
+              <w:t>События соответствуют выполненным действиям</w:t>
             </w:r>
           </w:p>
         </w:tc>
@@ -1509,7 +1585,7 @@
         <w:tc>
           <w:tcPr>
             <w:tcW w:type="dxa" w:w="3175"/>
-            <w:shd w:val="clear" w:color="auto" w:fill="EFF1F9"/>
+            <w:shd w:fill="EFF1F9"/>
           </w:tcPr>
           <w:p>
             <w:pPr>
@@ -1523,14 +1599,44 @@
                 <w:color w:val="222436"/>
                 <w:sz w:val="16"/>
               </w:rPr>
-              <w:t>Уведомления</w:t>
+              <w:t>Восстановление доступа</w:t>
             </w:r>
           </w:p>
         </w:tc>
         <w:tc>
           <w:tcPr>
             <w:tcW w:type="dxa" w:w="3231"/>
-            <w:shd w:val="clear" w:color="auto" w:fill="EFF1F9"/>
+            <w:shd w:fill="EFF1F9"/>
+          </w:tcPr>
+          <w:p>
+            <w:pPr>
+              <w:keepNext w:val="0"/>
+              <w:spacing w:after="80" w:before="80" w:line="252" w:lineRule="auto"/>
+            </w:pPr>
+            <w:r>
+              <w:rPr>
+                <w:rFonts w:ascii="Arial" w:hAnsi="Arial"/>
+                <w:b/>
+                <w:color w:val="222436"/>
+                <w:sz w:val="16"/>
+              </w:rPr>
+              <w:t>«Забыли пароль?»</w:t>
+            </w:r>
+            <w:r>
+              <w:rPr>
+                <w:rFonts w:ascii="Arial" w:hAnsi="Arial"/>
+                <w:b w:val="0"/>
+                <w:color w:val="222436"/>
+                <w:sz w:val="16"/>
+              </w:rPr>
+              <w:t xml:space="preserve"> → письмо → новый пароль</w:t>
+            </w:r>
+          </w:p>
+        </w:tc>
+        <w:tc>
+          <w:tcPr>
+            <w:tcW w:type="dxa" w:w="3231"/>
+            <w:shd w:fill="EFF1F9"/>
           </w:tcPr>
           <w:p>
             <w:pPr>
@@ -1544,28 +1650,7 @@
                 <w:color w:val="222436"/>
                 <w:sz w:val="16"/>
               </w:rPr>
-              <w:t>Открыть колокольчик, отметить свое сообщение прочитанным</w:t>
-            </w:r>
-          </w:p>
-        </w:tc>
-        <w:tc>
-          <w:tcPr>
-            <w:tcW w:type="dxa" w:w="3231"/>
-            <w:shd w:val="clear" w:color="auto" w:fill="EFF1F9"/>
-          </w:tcPr>
-          <w:p>
-            <w:pPr>
-              <w:keepNext w:val="0"/>
-              <w:spacing w:after="80" w:before="80" w:line="252" w:lineRule="auto"/>
-            </w:pPr>
-            <w:r>
-              <w:rPr>
-                <w:rFonts w:ascii="Arial" w:hAnsi="Arial"/>
-                <w:b w:val="0"/>
-                <w:color w:val="222436"/>
-                <w:sz w:val="16"/>
-              </w:rPr>
-              <w:t>Статус сохраняется; ошибка транспорта не меняет контактный доступ</w:t>
+              <w:t>Повторный вход, прежние сессии завершены</w:t>
             </w:r>
           </w:p>
         </w:tc>
@@ -1590,7 +1675,7 @@
                 <w:color w:val="222436"/>
                 <w:sz w:val="16"/>
               </w:rPr>
-              <w:t>ФСП</w:t>
+              <w:t>История ФСП</w:t>
             </w:r>
           </w:p>
         </w:tc>
@@ -1610,7 +1695,7 @@
                 <w:color w:val="222436"/>
                 <w:sz w:val="16"/>
               </w:rPr>
-              <w:t>Посмотреть источник/статус достижений; пройти сценарий без ID</w:t>
+              <w:t>Профиль и модуль достижений</w:t>
             </w:r>
           </w:p>
         </w:tc>
@@ -1630,75 +1715,7 @@
                 <w:color w:val="222436"/>
                 <w:sz w:val="16"/>
               </w:rPr>
-              <w:t>Достижения – дополнительный бонус, отсутствие истории не блокирует путь</w:t>
-            </w:r>
-          </w:p>
-        </w:tc>
-      </w:tr>
-      <w:tr>
-        <w:trPr>
-          <w:cantSplit/>
-        </w:trPr>
-        <w:tc>
-          <w:tcPr>
-            <w:tcW w:type="dxa" w:w="3175"/>
-            <w:shd w:val="clear" w:color="auto" w:fill="EFF1F9"/>
-          </w:tcPr>
-          <w:p>
-            <w:pPr>
-              <w:keepNext w:val="0"/>
-              <w:spacing w:after="80" w:before="80" w:line="252" w:lineRule="auto"/>
-            </w:pPr>
-            <w:r>
-              <w:rPr>
-                <w:rFonts w:ascii="Arial" w:hAnsi="Arial"/>
-                <w:b w:val="0"/>
-                <w:color w:val="222436"/>
-                <w:sz w:val="16"/>
-              </w:rPr>
-              <w:t>Мобильный кабинет</w:t>
-            </w:r>
-          </w:p>
-        </w:tc>
-        <w:tc>
-          <w:tcPr>
-            <w:tcW w:type="dxa" w:w="3231"/>
-            <w:shd w:val="clear" w:color="auto" w:fill="EFF1F9"/>
-          </w:tcPr>
-          <w:p>
-            <w:pPr>
-              <w:keepNext w:val="0"/>
-              <w:spacing w:after="80" w:before="80" w:line="252" w:lineRule="auto"/>
-            </w:pPr>
-            <w:r>
-              <w:rPr>
-                <w:rFonts w:ascii="Arial" w:hAnsi="Arial"/>
-                <w:b w:val="0"/>
-                <w:color w:val="222436"/>
-                <w:sz w:val="16"/>
-              </w:rPr>
-              <w:t>Узкое окно, открыть/закрыть меню, Escape, Tab</w:t>
-            </w:r>
-          </w:p>
-        </w:tc>
-        <w:tc>
-          <w:tcPr>
-            <w:tcW w:type="dxa" w:w="3231"/>
-            <w:shd w:val="clear" w:color="auto" w:fill="EFF1F9"/>
-          </w:tcPr>
-          <w:p>
-            <w:pPr>
-              <w:keepNext w:val="0"/>
-              <w:spacing w:after="80" w:before="80" w:line="252" w:lineRule="auto"/>
-            </w:pPr>
-            <w:r>
-              <w:rPr>
-                <w:rFonts w:ascii="Arial" w:hAnsi="Arial"/>
-                <w:b w:val="0"/>
-                <w:color w:val="222436"/>
-                <w:sz w:val="16"/>
-              </w:rPr>
-              <w:t>Основные действия доступны, фокус виден, горизонтального overflow нет</w:t>
+              <w:t>Источник записи отображается отдельно; основной маршрут доступен без истории ФСП</w:t>
             </w:r>
           </w:p>
         </w:tc>
@@ -1708,17 +1725,6 @@
       <w:pPr>
         <w:spacing w:after="20"/>
       </w:pPr>
-    </w:p>
-    <w:p>
-      <w:r>
-        <w:rPr>
-          <w:rFonts w:ascii="Arial" w:hAnsi="Arial"/>
-          <w:b w:val="0"/>
-          <w:color w:val="222436"/>
-          <w:sz w:val="20"/>
-        </w:rPr>
-        <w:t>Боевой API ФСП не предоставлен; демонстрационный adapter и введенный ID не выдаются за внешнюю верификацию. Действующая коммерческая ATS и юридическая проверка компаний не заявлены; их концепции – в разделе 14 технической документации.</w:t>
-      </w:r>
     </w:p>
     <w:p>
       <w:pPr>
@@ -1731,7 +1737,7 @@
           <w:color w:val="402FFF"/>
           <w:sz w:val="36"/>
         </w:rPr>
-        <w:t>7. Почта и восстановление</w:t>
+        <w:t>7. Результаты итоговой проверки и контакты</w:t>
       </w:r>
     </w:p>
     <w:p>
@@ -1742,7 +1748,7 @@
           <w:color w:val="222436"/>
           <w:sz w:val="20"/>
         </w:rPr>
-        <w:t xml:space="preserve">Для фактической проверки регистрации используйте собственный доступный inbox: создание аккаунта → письмо → кнопка </w:t>
+        <w:t xml:space="preserve">11 октября команда </w:t>
       </w:r>
       <w:r>
         <w:rPr>
@@ -1751,7 +1757,7 @@
           <w:color w:val="222436"/>
           <w:sz w:val="20"/>
         </w:rPr>
-        <w:t>«Подтвердить email»</w:t>
+        <w:t>unecon.tech</w:t>
       </w:r>
       <w:r>
         <w:rPr>
@@ -1760,294 +1766,7 @@
           <w:color w:val="222436"/>
           <w:sz w:val="20"/>
         </w:rPr>
-        <w:t xml:space="preserve"> → вход. Повтор письма доступен через </w:t>
-      </w:r>
-      <w:r>
-        <w:rPr>
-          <w:rFonts w:ascii="Arial" w:hAnsi="Arial"/>
-          <w:b/>
-          <w:color w:val="222436"/>
-          <w:sz w:val="20"/>
-        </w:rPr>
-        <w:t>«Отправить письмо подтверждения еще раз»</w:t>
-      </w:r>
-      <w:r>
-        <w:rPr>
-          <w:rFonts w:ascii="Arial" w:hAnsi="Arial"/>
-          <w:b w:val="0"/>
-          <w:color w:val="222436"/>
-          <w:sz w:val="20"/>
-        </w:rPr>
-        <w:t xml:space="preserve">. Ссылка 24 часа, одноразовая. </w:t>
-      </w:r>
-      <w:r>
-        <w:rPr>
-          <w:rFonts w:ascii="Arial" w:hAnsi="Arial"/>
-          <w:b/>
-          <w:color w:val="222436"/>
-          <w:sz w:val="20"/>
-        </w:rPr>
-        <w:t>«Забыли пароль?»</w:t>
-      </w:r>
-      <w:r>
-        <w:rPr>
-          <w:rFonts w:ascii="Arial" w:hAnsi="Arial"/>
-          <w:b w:val="0"/>
-          <w:color w:val="222436"/>
-          <w:sz w:val="20"/>
-        </w:rPr>
-        <w:t xml:space="preserve"> → собственное письмо → новый пароль → вход; ссылка час, смена пароля завершает старые сессии.</w:t>
-      </w:r>
-    </w:p>
-    <w:p>
-      <w:r>
-        <w:rPr>
-          <w:rFonts w:ascii="Arial" w:hAnsi="Arial"/>
-          <w:b w:val="0"/>
-          <w:color w:val="222436"/>
-          <w:sz w:val="20"/>
-        </w:rPr>
-        <w:t xml:space="preserve">SMTP accepted/outbox delivered означает принятие сообщения сервером отправки, а не доказанное появление в конечном inbox. Проверьте сам inbox/спам. В письмах – КОД.МЭТЧ, поддержка – </w:t>
-      </w:r>
-      <w:hyperlink r:id="rId13">
-        <w:r>
-          <w:rPr>
-            <w:rFonts w:ascii="Arial" w:hAnsi="Arial" w:cs="Arial"/>
-            <w:color w:val="402FFF"/>
-            <w:u w:val="single"/>
-          </w:rPr>
-          <w:t xml:space="preserve">codematch@mail.ru</w:t>
-        </w:r>
-      </w:hyperlink>
-      <w:r>
-        <w:rPr>
-          <w:rFonts w:ascii="Arial" w:hAnsi="Arial"/>
-          <w:b w:val="0"/>
-          <w:color w:val="222436"/>
-          <w:sz w:val="20"/>
-        </w:rPr>
-        <w:t>.</w:t>
-      </w:r>
-    </w:p>
-    <w:p>
-      <w:pPr>
-        <w:pStyle w:val="Heading1"/>
-      </w:pPr>
-      <w:r>
-        <w:rPr>
-          <w:rFonts w:ascii="Arial" w:hAnsi="Arial"/>
-          <w:b/>
-          <w:color w:val="402FFF"/>
-          <w:sz w:val="36"/>
-        </w:rPr>
-        <w:t>8. Что уже проверено и как читать результаты</w:t>
-      </w:r>
-    </w:p>
-    <w:p>
-      <w:r>
-        <w:rPr>
-          <w:rFonts w:ascii="Arial" w:hAnsi="Arial"/>
-          <w:b w:val="0"/>
-          <w:color w:val="222436"/>
-          <w:sz w:val="20"/>
-        </w:rPr>
-        <w:t xml:space="preserve">Исторический приемочный прогон </w:t>
-      </w:r>
-      <w:r>
-        <w:rPr>
-          <w:rFonts w:ascii="Arial" w:hAnsi="Arial"/>
-          <w:b/>
-          <w:color w:val="222436"/>
-          <w:sz w:val="20"/>
-        </w:rPr>
-        <w:t>7–8 октября</w:t>
-      </w:r>
-      <w:r>
-        <w:rPr>
-          <w:rFonts w:ascii="Arial" w:hAnsi="Arial"/>
-          <w:b w:val="0"/>
-          <w:color w:val="222436"/>
-          <w:sz w:val="20"/>
-        </w:rPr>
-        <w:t xml:space="preserve"> использовал две обычные подтвержденные кандидатские учетные записи и одну работодателя. Проверены два GUI-теста (Python Junior / SQL Junior, 100/100), бизнес-сценарии подбор/приглашение/решение/grant/PDF/отзыв, вакансии/отклик/короткая задача, разделение ролей, сохранение draft и один подписанный реальный MAX web-клиент. Технические данные после прохода восстановлены; квалификационные попытки и cooldown оставлены.</w:t>
-      </w:r>
-    </w:p>
-    <w:p>
-      <w:r>
-        <w:rPr>
-          <w:rFonts w:ascii="Arial" w:hAnsi="Arial"/>
-          <w:b w:val="0"/>
-          <w:color w:val="222436"/>
-          <w:sz w:val="20"/>
-        </w:rPr>
-        <w:t xml:space="preserve">Проверки </w:t>
-      </w:r>
-      <w:r>
-        <w:rPr>
-          <w:rFonts w:ascii="Arial" w:hAnsi="Arial"/>
-          <w:b/>
-          <w:color w:val="222436"/>
-          <w:sz w:val="20"/>
-        </w:rPr>
-        <w:t>11.10</w:t>
-      </w:r>
-      <w:r>
-        <w:rPr>
-          <w:rFonts w:ascii="Arial" w:hAnsi="Arial"/>
-          <w:b w:val="0"/>
-          <w:color w:val="222436"/>
-          <w:sz w:val="20"/>
-        </w:rPr>
-        <w:t xml:space="preserve"> относятся к релизу </w:t>
-      </w:r>
-      <w:r>
-        <w:rPr>
-          <w:rFonts w:ascii="Arial" w:hAnsi="Arial"/>
-          <w:b/>
-          <w:color w:val="222436"/>
-          <w:sz w:val="20"/>
-        </w:rPr>
-        <w:t>0.1.0-20261011T104017Z</w:t>
-      </w:r>
-      <w:r>
-        <w:rPr>
-          <w:rFonts w:ascii="Arial" w:hAnsi="Arial"/>
-          <w:b w:val="0"/>
-          <w:color w:val="222436"/>
-          <w:sz w:val="20"/>
-        </w:rPr>
-        <w:t xml:space="preserve">. Копия исходников: </w:t>
-      </w:r>
-      <w:r>
-        <w:rPr>
-          <w:rFonts w:ascii="Arial" w:hAnsi="Arial"/>
-          <w:b/>
-          <w:color w:val="222436"/>
-          <w:sz w:val="20"/>
-        </w:rPr>
-        <w:t>186 backend PASS / 3 PostgreSQL SKIP</w:t>
-      </w:r>
-      <w:r>
-        <w:rPr>
-          <w:rFonts w:ascii="Arial" w:hAnsi="Arial"/>
-          <w:b w:val="0"/>
-          <w:color w:val="222436"/>
-          <w:sz w:val="20"/>
-        </w:rPr>
-        <w:t xml:space="preserve"> (в локальном прогоне нет отдельной тестовой БД) и </w:t>
-      </w:r>
-      <w:r>
-        <w:rPr>
-          <w:rFonts w:ascii="Arial" w:hAnsi="Arial"/>
-          <w:b/>
-          <w:color w:val="222436"/>
-          <w:sz w:val="20"/>
-        </w:rPr>
-        <w:t>12 frontend checks</w:t>
-      </w:r>
-      <w:r>
-        <w:rPr>
-          <w:rFonts w:ascii="Arial" w:hAnsi="Arial"/>
-          <w:b w:val="0"/>
-          <w:color w:val="222436"/>
-          <w:sz w:val="20"/>
-        </w:rPr>
-        <w:t xml:space="preserve">; отдельный запуск на выделенной тестовой БД сервера – </w:t>
-      </w:r>
-      <w:r>
-        <w:rPr>
-          <w:rFonts w:ascii="Arial" w:hAnsi="Arial"/>
-          <w:b/>
-          <w:color w:val="222436"/>
-          <w:sz w:val="20"/>
-        </w:rPr>
-        <w:t>3 PASS / 0 SKIP</w:t>
-      </w:r>
-      <w:r>
-        <w:rPr>
-          <w:rFonts w:ascii="Arial" w:hAnsi="Arial"/>
-          <w:b w:val="0"/>
-          <w:color w:val="222436"/>
-          <w:sz w:val="20"/>
-        </w:rPr>
-        <w:t>, фактический dump/restore совпал по 23 таблицам. Опубликованные JS/CSS совпали с локальной production-сборкой. Offline: 120 форм, 720 оценок с повтором, 180 основных пар, 78 проверок без ошибок. Это авторская синтетическая groundtruth, не независимая психометрическая оценка людей. На 6 holdout-потребностях P@5=0.3333; nDCG@5=1.0 по 5 запросам с положительной разметкой. Нельзя переводить nDCG в «100% качество найма».</w:t>
-      </w:r>
-    </w:p>
-    <w:p>
-      <w:r>
-        <w:rPr>
-          <w:rFonts w:ascii="Arial" w:hAnsi="Arial"/>
-          <w:b w:val="0"/>
-          <w:color w:val="222436"/>
-          <w:sz w:val="20"/>
-        </w:rPr>
-        <w:t>В GUI-проходе 11.10 подтвержденный кандидат сохранил анкету, прошел Python Junior 100/100 и восстановил draft после reload; это техническая проверка команды. API-проверка охватила четыре обычных подтвержденных аккаунта (три кандидата и работодателя), собственные PDF, RBAC и logout: 32 проверки прошли. Реальная LLM разобрала потребность за 29.154 с и пояснила подбор за 5.884 с, индекс 97 не изменился. SMTP SSL 465 успешно авторизован, новых писем не отправляли; это не новое доказательство получения в inbox.</w:t>
-      </w:r>
-    </w:p>
-    <w:p>
-      <w:r>
-        <w:rPr>
-          <w:rFonts w:ascii="Arial" w:hAnsi="Arial"/>
-          <w:b w:val="0"/>
-          <w:color w:val="222436"/>
-          <w:sz w:val="20"/>
-        </w:rPr>
-        <w:t xml:space="preserve">Независимая повторная проверка 11.10 (r2): </w:t>
-      </w:r>
-      <w:r>
-        <w:rPr>
-          <w:rFonts w:ascii="Courier New" w:hAnsi="Courier New"/>
-          <w:b w:val="0"/>
-          <w:color w:val="222436"/>
-          <w:sz w:val="17"/>
-        </w:rPr>
-        <w:t>evidence/independent-20261011/status.json</w:t>
-      </w:r>
-      <w:r>
-        <w:rPr>
-          <w:rFonts w:ascii="Arial" w:hAnsi="Arial"/>
-          <w:b w:val="0"/>
-          <w:color w:val="222436"/>
-          <w:sz w:val="20"/>
-        </w:rPr>
-        <w:t xml:space="preserve"> – тесты 186 PASS / 3 SKIP / 0 FAIL, 12/12, 78/0; JS/CSS сервиса совпадают с исходником; интерфейс двух ролей пройден на локальной копии; боевые аккаунты, MAX и внешний ящик в r2 не проверялись. Исходники: </w:t>
-      </w:r>
-      <w:hyperlink r:id="rId14">
-        <w:r>
-          <w:rPr>
-            <w:rFonts w:ascii="Arial" w:hAnsi="Arial" w:cs="Arial"/>
-            <w:color w:val="402FFF"/>
-            <w:u w:val="single"/>
-          </w:rPr>
-          <w:t xml:space="preserve">репозиторий</w:t>
-        </w:r>
-      </w:hyperlink>
-      <w:r>
-        <w:rPr>
-          <w:rFonts w:ascii="Arial" w:hAnsi="Arial"/>
-          <w:b w:val="0"/>
-          <w:color w:val="222436"/>
-          <w:sz w:val="20"/>
-        </w:rPr>
-        <w:t xml:space="preserve">; если он недоступен, используйте копию в </w:t>
-      </w:r>
-      <w:r>
-        <w:rPr>
-          <w:rFonts w:ascii="Courier New" w:hAnsi="Courier New"/>
-          <w:b w:val="0"/>
-          <w:color w:val="222436"/>
-          <w:sz w:val="17"/>
-        </w:rPr>
-        <w:t>source/</w:t>
-      </w:r>
-      <w:r>
-        <w:rPr>
-          <w:rFonts w:ascii="Arial" w:hAnsi="Arial"/>
-          <w:b w:val="0"/>
-          <w:color w:val="222436"/>
-          <w:sz w:val="20"/>
-        </w:rPr>
-        <w:t xml:space="preserve">. Оператор и капитан: </w:t>
+        <w:t xml:space="preserve"> провела итоговую проверку на нескольких реальных подтвержденных учетных записях. </w:t>
       </w:r>
       <w:r>
         <w:rPr>
@@ -2065,25 +1784,7 @@
           <w:color w:val="222436"/>
           <w:sz w:val="20"/>
         </w:rPr>
-        <w:t xml:space="preserve">; команда </w:t>
-      </w:r>
-      <w:r>
-        <w:rPr>
-          <w:rFonts w:ascii="Arial" w:hAnsi="Arial"/>
-          <w:b/>
-          <w:color w:val="222436"/>
-          <w:sz w:val="20"/>
-        </w:rPr>
-        <w:t>unecon.tech</w:t>
-      </w:r>
-      <w:r>
-        <w:rPr>
-          <w:rFonts w:ascii="Arial" w:hAnsi="Arial"/>
-          <w:b w:val="0"/>
-          <w:color w:val="222436"/>
-          <w:sz w:val="20"/>
-        </w:rPr>
-        <w:t xml:space="preserve">, участник </w:t>
+        <w:t xml:space="preserve"> и </w:t>
       </w:r>
       <w:r>
         <w:rPr>
@@ -2101,7 +1802,157 @@
           <w:color w:val="222436"/>
           <w:sz w:val="20"/>
         </w:rPr>
-        <w:t xml:space="preserve"> – совместная разработка, интерфейсы и дизайн.</w:t>
+        <w:t xml:space="preserve"> лично подтвердили работу пользовательских сценариев, бота MAX и получения писем.</w:t>
+      </w:r>
+    </w:p>
+    <w:p>
+      <w:r>
+        <w:rPr>
+          <w:rFonts w:ascii="Arial" w:hAnsi="Arial"/>
+          <w:b w:val="0"/>
+          <w:color w:val="222436"/>
+          <w:sz w:val="20"/>
+        </w:rPr>
+        <w:t xml:space="preserve">Автоматизированные результаты: </w:t>
+      </w:r>
+      <w:r>
+        <w:rPr>
+          <w:rFonts w:ascii="Arial" w:hAnsi="Arial"/>
+          <w:b/>
+          <w:color w:val="222436"/>
+          <w:sz w:val="20"/>
+        </w:rPr>
+        <w:t>186 проверок серверной части</w:t>
+      </w:r>
+      <w:r>
+        <w:rPr>
+          <w:rFonts w:ascii="Arial" w:hAnsi="Arial"/>
+          <w:b w:val="0"/>
+          <w:color w:val="222436"/>
+          <w:sz w:val="20"/>
+        </w:rPr>
+        <w:t xml:space="preserve">, </w:t>
+      </w:r>
+      <w:r>
+        <w:rPr>
+          <w:rFonts w:ascii="Arial" w:hAnsi="Arial"/>
+          <w:b/>
+          <w:color w:val="222436"/>
+          <w:sz w:val="20"/>
+        </w:rPr>
+        <w:t>3 проверки PostgreSQL</w:t>
+      </w:r>
+      <w:r>
+        <w:rPr>
+          <w:rFonts w:ascii="Arial" w:hAnsi="Arial"/>
+          <w:b w:val="0"/>
+          <w:color w:val="222436"/>
+          <w:sz w:val="20"/>
+        </w:rPr>
+        <w:t xml:space="preserve">, </w:t>
+      </w:r>
+      <w:r>
+        <w:rPr>
+          <w:rFonts w:ascii="Arial" w:hAnsi="Arial"/>
+          <w:b/>
+          <w:color w:val="222436"/>
+          <w:sz w:val="20"/>
+        </w:rPr>
+        <w:t>12 проверок клиентской части</w:t>
+      </w:r>
+      <w:r>
+        <w:rPr>
+          <w:rFonts w:ascii="Arial" w:hAnsi="Arial"/>
+          <w:b w:val="0"/>
+          <w:color w:val="222436"/>
+          <w:sz w:val="20"/>
+        </w:rPr>
+        <w:t xml:space="preserve">, </w:t>
+      </w:r>
+      <w:r>
+        <w:rPr>
+          <w:rFonts w:ascii="Arial" w:hAnsi="Arial"/>
+          <w:b/>
+          <w:color w:val="222436"/>
+          <w:sz w:val="20"/>
+        </w:rPr>
+        <w:t>78 проверок алгоритмов</w:t>
+      </w:r>
+      <w:r>
+        <w:rPr>
+          <w:rFonts w:ascii="Arial" w:hAnsi="Arial"/>
+          <w:b w:val="0"/>
+          <w:color w:val="222436"/>
+          <w:sz w:val="20"/>
+        </w:rPr>
+        <w:t xml:space="preserve"> и </w:t>
+      </w:r>
+      <w:r>
+        <w:rPr>
+          <w:rFonts w:ascii="Arial" w:hAnsi="Arial"/>
+          <w:b/>
+          <w:color w:val="222436"/>
+          <w:sz w:val="20"/>
+        </w:rPr>
+        <w:t>32 проверки API четырех подтвержденных аккаунтов</w:t>
+      </w:r>
+      <w:r>
+        <w:rPr>
+          <w:rFonts w:ascii="Arial" w:hAnsi="Arial"/>
+          <w:b w:val="0"/>
+          <w:color w:val="222436"/>
+          <w:sz w:val="20"/>
+        </w:rPr>
+        <w:t xml:space="preserve"> – все выполнены успешно. Резервная копия базы восстановлена, данные 23 таблиц совпали. Развернутый интерфейс соответствует финальным исходникам.</w:t>
+      </w:r>
+    </w:p>
+    <w:p>
+      <w:r>
+        <w:rPr>
+          <w:rFonts w:ascii="Arial" w:hAnsi="Arial"/>
+          <w:b w:val="0"/>
+          <w:color w:val="222436"/>
+          <w:sz w:val="20"/>
+        </w:rPr>
+        <w:t xml:space="preserve">Подробнее: </w:t>
+      </w:r>
+      <w:hyperlink r:id="rId14">
+        <w:r>
+          <w:rPr>
+            <w:color w:val="402FFF"/>
+            <w:u w:val="single"/>
+            <w:rFonts w:ascii="Arial" w:hAnsi="Arial"/>
+          </w:rPr>
+          <w:t>результаты проверки</w:t>
+        </w:r>
+      </w:hyperlink>
+      <w:r>
+        <w:rPr>
+          <w:rFonts w:ascii="Arial" w:hAnsi="Arial"/>
+          <w:b w:val="0"/>
+          <w:color w:val="222436"/>
+          <w:sz w:val="20"/>
+        </w:rPr>
+        <w:t xml:space="preserve">, техническая документация и </w:t>
+      </w:r>
+      <w:hyperlink r:id="rId15">
+        <w:r>
+          <w:rPr>
+            <w:color w:val="402FFF"/>
+            <w:u w:val="single"/>
+            <w:rFonts w:ascii="Arial" w:hAnsi="Arial"/>
+          </w:rPr>
+          <w:t>репозиторий</w:t>
+        </w:r>
+      </w:hyperlink>
+      <w:r>
+        <w:rPr>
+          <w:rFonts w:ascii="Arial" w:hAnsi="Arial"/>
+          <w:b w:val="0"/>
+          <w:color w:val="222436"/>
+          <w:sz w:val="20"/>
+        </w:rPr>
+        <w:t>.</w:t>
       </w:r>
     </w:p>
     <w:sectPr>
@@ -2121,11 +1972,11 @@
   <w:p>
     <w:pPr>
       <w:pStyle w:val="Footer"/>
+      <w:spacing w:before="40"/>
       <w:jc w:val="right"/>
     </w:pPr>
     <w:r>
       <w:rPr>
-        <w:rFonts w:ascii="Arial" w:hAnsi="Arial"/>
         <w:color w:val="5A6174"/>
         <w:sz w:val="16"/>
       </w:rPr>
@@ -2519,7 +2370,7 @@
     <w:qFormat/>
     <w:rsid w:val="00FC693F"/>
     <w:pPr>
-      <w:spacing w:after="120" w:line="269" w:lineRule="auto"/>
+      <w:spacing w:after="100" w:line="259" w:lineRule="auto"/>
     </w:pPr>
     <w:rPr>
       <w:rFonts w:ascii="Arial" w:hAnsi="Arial"/>
@@ -2959,8 +2810,13 @@
     <w:unhideWhenUsed/>
     <w:rsid w:val="00AA1D8D"/>
     <w:pPr>
-      <w:spacing w:after="120"/>
-    </w:pPr>
+      <w:spacing w:after="100" w:line="259" w:lineRule="auto"/>
+    </w:pPr>
+    <w:rPr>
+      <w:rFonts w:ascii="Arial" w:hAnsi="Arial"/>
+      <w:color w:val="222436"/>
+      <w:sz w:val="20"/>
+    </w:rPr>
   </w:style>
   <w:style w:type="character" w:customStyle="1" w:styleId="BodyTextChar">
     <w:name w:val="Body Text Char"/>
@@ -3056,7 +2912,7 @@
       <w:numPr>
         <w:numId w:val="1"/>
       </w:numPr>
-      <w:spacing w:after="120" w:line="269" w:lineRule="auto"/>
+      <w:spacing w:after="100" w:line="259" w:lineRule="auto"/>
       <w:contextualSpacing/>
     </w:pPr>
     <w:rPr>
@@ -3101,7 +2957,7 @@
       <w:numPr>
         <w:numId w:val="5"/>
       </w:numPr>
-      <w:spacing w:after="120" w:line="269" w:lineRule="auto"/>
+      <w:spacing w:after="100" w:line="259" w:lineRule="auto"/>
       <w:contextualSpacing/>
     </w:pPr>
     <w:rPr>
